--- a/Deadline môn xử lý ảnh.docx
+++ b/Deadline môn xử lý ảnh.docx
@@ -371,2047 +371,924 @@
       </w:r>
     </w:p>
     <w:p>
-      <w:r>
-        <w:t>Sprint 1: Nền tảng, Dữ liệu &amp; Tiền xử lý (Tuần 1 - 2)</w:t>
+      <w:pPr>
+        <w:rPr>
+          <w:b/>
+          <w:bCs/>
+        </w:rPr>
+      </w:pPr>
+      <w:r>
+        <w:rPr>
+          <w:b/>
+          <w:bCs/>
+        </w:rPr>
+        <w:t>SPRINT 1: Nghiên cứu, Tiền xử lý ảnh &amp; Chuẩn bị Dataset (Tuần 1 - Tuần 2)</w:t>
+      </w:r>
+    </w:p>
+    <w:p>
+      <w:r>
+        <w:rPr>
+          <w:b/>
+          <w:bCs/>
+        </w:rPr>
+        <w:t>Mục tiêu Sprint:</w:t>
+      </w:r>
+      <w:r>
+        <w:t xml:space="preserve"> Xây dựng cơ sở lý thuyết xử lý ảnh, viết code tiền xử lý ảnh và chuẩn bị xong bộ dữ liệu huấn luyện.</w:t>
       </w:r>
     </w:p>
     <w:p>
       <w:pPr>
         <w:numPr>
           <w:ilvl w:val="0"/>
-          <w:numId w:val="4"/>
-        </w:numPr>
-      </w:pPr>
-      <w:r>
-        <w:t>Mục tiêu: Hoàn thiện dataset chuẩn và xây dựng module làm sạch ảnh đầu vào.</w:t>
+          <w:numId w:val="8"/>
+        </w:numPr>
+      </w:pPr>
+      <w:r>
+        <w:rPr>
+          <w:b/>
+          <w:bCs/>
+        </w:rPr>
+        <w:t>Task 1.1: Khảo sát và Định nghĩa bài toán</w:t>
+      </w:r>
+    </w:p>
+    <w:p>
+      <w:pPr>
+        <w:numPr>
+          <w:ilvl w:val="1"/>
+          <w:numId w:val="8"/>
+        </w:numPr>
+      </w:pPr>
+      <w:r>
+        <w:t>Xác định rõ 2 nhãn chính cần nhận diện: person_with_ppe (Có đồ bảo hộ) và person_without_ppe (Không có đồ bảo hộ).</w:t>
+      </w:r>
+    </w:p>
+    <w:p>
+      <w:pPr>
+        <w:numPr>
+          <w:ilvl w:val="1"/>
+          <w:numId w:val="8"/>
+        </w:numPr>
+      </w:pPr>
+      <w:r>
+        <w:t>Lên danh sách các thách thức của ảnh công trường (thiếu sáng, ngược sáng, nhiễu hạt, góc chụp xa).</w:t>
       </w:r>
     </w:p>
     <w:p>
       <w:pPr>
         <w:numPr>
           <w:ilvl w:val="0"/>
-          <w:numId w:val="4"/>
-        </w:numPr>
-      </w:pPr>
-      <w:r>
-        <w:t>Người phụ trách chính: Thành viên 1</w:t>
-      </w:r>
-    </w:p>
-    <w:tbl>
-      <w:tblPr>
-        <w:tblW w:w="0" w:type="auto"/>
-        <w:tblCellSpacing w:w="15" w:type="dxa"/>
-        <w:tblCellMar>
-          <w:top w:w="15" w:type="dxa"/>
-          <w:left w:w="15" w:type="dxa"/>
-          <w:bottom w:w="15" w:type="dxa"/>
-          <w:right w:w="15" w:type="dxa"/>
-        </w:tblCellMar>
-        <w:tblLook w:val="04A0" w:firstRow="1" w:lastRow="0" w:firstColumn="1" w:lastColumn="0" w:noHBand="0" w:noVBand="1"/>
-      </w:tblPr>
-      <w:tblGrid>
-        <w:gridCol w:w="1024"/>
-        <w:gridCol w:w="1820"/>
-        <w:gridCol w:w="5140"/>
-        <w:gridCol w:w="1360"/>
-      </w:tblGrid>
-      <w:tr>
-        <w:trPr>
-          <w:tblHeader/>
-          <w:tblCellSpacing w:w="15" w:type="dxa"/>
-        </w:trPr>
-        <w:tc>
-          <w:tcPr>
-            <w:tcW w:w="0" w:type="auto"/>
-            <w:tcBorders>
-              <w:top w:val="single" w:sz="6" w:space="0" w:color="C4C7C5"/>
-              <w:left w:val="single" w:sz="6" w:space="0" w:color="C4C7C5"/>
-              <w:bottom w:val="single" w:sz="6" w:space="0" w:color="C4C7C5"/>
-              <w:right w:val="single" w:sz="6" w:space="0" w:color="C4C7C5"/>
-            </w:tcBorders>
-            <w:tcMar>
-              <w:top w:w="120" w:type="dxa"/>
-              <w:left w:w="180" w:type="dxa"/>
-              <w:bottom w:w="120" w:type="dxa"/>
-              <w:right w:w="180" w:type="dxa"/>
-            </w:tcMar>
-            <w:vAlign w:val="center"/>
-            <w:hideMark/>
-          </w:tcPr>
-          <w:p>
-            <w:r>
-              <w:t>Mã Task</w:t>
-            </w:r>
-          </w:p>
-        </w:tc>
-        <w:tc>
-          <w:tcPr>
-            <w:tcW w:w="0" w:type="auto"/>
-            <w:tcBorders>
-              <w:top w:val="single" w:sz="6" w:space="0" w:color="C4C7C5"/>
-              <w:left w:val="single" w:sz="6" w:space="0" w:color="C4C7C5"/>
-              <w:bottom w:val="single" w:sz="6" w:space="0" w:color="C4C7C5"/>
-              <w:right w:val="single" w:sz="6" w:space="0" w:color="C4C7C5"/>
-            </w:tcBorders>
-            <w:tcMar>
-              <w:top w:w="120" w:type="dxa"/>
-              <w:left w:w="180" w:type="dxa"/>
-              <w:bottom w:w="120" w:type="dxa"/>
-              <w:right w:w="180" w:type="dxa"/>
-            </w:tcMar>
-            <w:vAlign w:val="center"/>
-            <w:hideMark/>
-          </w:tcPr>
-          <w:p>
-            <w:r>
-              <w:t>Tên Task chi tiết</w:t>
-            </w:r>
-          </w:p>
-        </w:tc>
-        <w:tc>
-          <w:tcPr>
-            <w:tcW w:w="0" w:type="auto"/>
-            <w:tcBorders>
-              <w:top w:val="single" w:sz="6" w:space="0" w:color="C4C7C5"/>
-              <w:left w:val="single" w:sz="6" w:space="0" w:color="C4C7C5"/>
-              <w:bottom w:val="single" w:sz="6" w:space="0" w:color="C4C7C5"/>
-              <w:right w:val="single" w:sz="6" w:space="0" w:color="C4C7C5"/>
-            </w:tcBorders>
-            <w:tcMar>
-              <w:top w:w="120" w:type="dxa"/>
-              <w:left w:w="180" w:type="dxa"/>
-              <w:bottom w:w="120" w:type="dxa"/>
-              <w:right w:w="180" w:type="dxa"/>
-            </w:tcMar>
-            <w:vAlign w:val="center"/>
-            <w:hideMark/>
-          </w:tcPr>
-          <w:p>
-            <w:r>
-              <w:t>Mô tả công việc cụ thể</w:t>
-            </w:r>
-          </w:p>
-        </w:tc>
-        <w:tc>
-          <w:tcPr>
-            <w:tcW w:w="0" w:type="auto"/>
-            <w:tcBorders>
-              <w:top w:val="single" w:sz="6" w:space="0" w:color="C4C7C5"/>
-              <w:left w:val="single" w:sz="6" w:space="0" w:color="C4C7C5"/>
-              <w:bottom w:val="single" w:sz="6" w:space="0" w:color="C4C7C5"/>
-              <w:right w:val="single" w:sz="6" w:space="0" w:color="C4C7C5"/>
-            </w:tcBorders>
-            <w:tcMar>
-              <w:top w:w="120" w:type="dxa"/>
-              <w:left w:w="180" w:type="dxa"/>
-              <w:bottom w:w="120" w:type="dxa"/>
-              <w:right w:w="180" w:type="dxa"/>
-            </w:tcMar>
-            <w:vAlign w:val="center"/>
-            <w:hideMark/>
-          </w:tcPr>
-          <w:p>
-            <w:r>
-              <w:t>Deadline</w:t>
-            </w:r>
-          </w:p>
-        </w:tc>
-      </w:tr>
-      <w:tr>
-        <w:trPr>
-          <w:tblCellSpacing w:w="15" w:type="dxa"/>
-        </w:trPr>
-        <w:tc>
-          <w:tcPr>
-            <w:tcW w:w="0" w:type="auto"/>
-            <w:tcBorders>
-              <w:top w:val="single" w:sz="6" w:space="0" w:color="C4C7C5"/>
-              <w:left w:val="single" w:sz="6" w:space="0" w:color="C4C7C5"/>
-              <w:bottom w:val="single" w:sz="6" w:space="0" w:color="C4C7C5"/>
-              <w:right w:val="single" w:sz="6" w:space="0" w:color="C4C7C5"/>
-            </w:tcBorders>
-            <w:tcMar>
-              <w:top w:w="120" w:type="dxa"/>
-              <w:left w:w="180" w:type="dxa"/>
-              <w:bottom w:w="120" w:type="dxa"/>
-              <w:right w:w="180" w:type="dxa"/>
-            </w:tcMar>
-            <w:vAlign w:val="center"/>
-            <w:hideMark/>
-          </w:tcPr>
-          <w:p>
-            <w:r>
-              <w:t>TS1.1</w:t>
-            </w:r>
-          </w:p>
-        </w:tc>
-        <w:tc>
-          <w:tcPr>
-            <w:tcW w:w="0" w:type="auto"/>
-            <w:tcBorders>
-              <w:top w:val="single" w:sz="6" w:space="0" w:color="C4C7C5"/>
-              <w:left w:val="single" w:sz="6" w:space="0" w:color="C4C7C5"/>
-              <w:bottom w:val="single" w:sz="6" w:space="0" w:color="C4C7C5"/>
-              <w:right w:val="single" w:sz="6" w:space="0" w:color="C4C7C5"/>
-            </w:tcBorders>
-            <w:tcMar>
-              <w:top w:w="120" w:type="dxa"/>
-              <w:left w:w="180" w:type="dxa"/>
-              <w:bottom w:w="120" w:type="dxa"/>
-              <w:right w:w="180" w:type="dxa"/>
-            </w:tcMar>
-            <w:vAlign w:val="center"/>
-            <w:hideMark/>
-          </w:tcPr>
-          <w:p>
-            <w:r>
-              <w:t>Thu thập Dataset ảnh công trường</w:t>
-            </w:r>
-          </w:p>
-        </w:tc>
-        <w:tc>
-          <w:tcPr>
-            <w:tcW w:w="0" w:type="auto"/>
-            <w:tcBorders>
-              <w:top w:val="single" w:sz="6" w:space="0" w:color="C4C7C5"/>
-              <w:left w:val="single" w:sz="6" w:space="0" w:color="C4C7C5"/>
-              <w:bottom w:val="single" w:sz="6" w:space="0" w:color="C4C7C5"/>
-              <w:right w:val="single" w:sz="6" w:space="0" w:color="C4C7C5"/>
-            </w:tcBorders>
-            <w:tcMar>
-              <w:top w:w="120" w:type="dxa"/>
-              <w:left w:w="180" w:type="dxa"/>
-              <w:bottom w:w="120" w:type="dxa"/>
-              <w:right w:w="180" w:type="dxa"/>
-            </w:tcMar>
-            <w:vAlign w:val="center"/>
-            <w:hideMark/>
-          </w:tcPr>
-          <w:p>
-            <w:r>
-              <w:t>Tải/chụp 20-30 bức ảnh có chứa công nhân mặc áo phản quang hoặc đội mũ bảo hộ với các điều kiện ánh sáng (sáng, tối, ngược sáng) và góc chụp khác nhau.</w:t>
-            </w:r>
-          </w:p>
-        </w:tc>
-        <w:tc>
-          <w:tcPr>
-            <w:tcW w:w="0" w:type="auto"/>
-            <w:tcBorders>
-              <w:top w:val="single" w:sz="6" w:space="0" w:color="C4C7C5"/>
-              <w:left w:val="single" w:sz="6" w:space="0" w:color="C4C7C5"/>
-              <w:bottom w:val="single" w:sz="6" w:space="0" w:color="C4C7C5"/>
-              <w:right w:val="single" w:sz="6" w:space="0" w:color="C4C7C5"/>
-            </w:tcBorders>
-            <w:tcMar>
-              <w:top w:w="120" w:type="dxa"/>
-              <w:left w:w="180" w:type="dxa"/>
-              <w:bottom w:w="120" w:type="dxa"/>
-              <w:right w:w="180" w:type="dxa"/>
-            </w:tcMar>
-            <w:vAlign w:val="center"/>
-            <w:hideMark/>
-          </w:tcPr>
-          <w:p>
-            <w:r>
-              <w:t>Cuối Tuần 1</w:t>
-            </w:r>
-          </w:p>
-        </w:tc>
-      </w:tr>
-      <w:tr>
-        <w:trPr>
-          <w:tblCellSpacing w:w="15" w:type="dxa"/>
-        </w:trPr>
-        <w:tc>
-          <w:tcPr>
-            <w:tcW w:w="0" w:type="auto"/>
-            <w:tcBorders>
-              <w:top w:val="single" w:sz="6" w:space="0" w:color="C4C7C5"/>
-              <w:left w:val="single" w:sz="6" w:space="0" w:color="C4C7C5"/>
-              <w:bottom w:val="single" w:sz="6" w:space="0" w:color="C4C7C5"/>
-              <w:right w:val="single" w:sz="6" w:space="0" w:color="C4C7C5"/>
-            </w:tcBorders>
-            <w:tcMar>
-              <w:top w:w="120" w:type="dxa"/>
-              <w:left w:w="180" w:type="dxa"/>
-              <w:bottom w:w="120" w:type="dxa"/>
-              <w:right w:w="180" w:type="dxa"/>
-            </w:tcMar>
-            <w:vAlign w:val="center"/>
-            <w:hideMark/>
-          </w:tcPr>
-          <w:p>
-            <w:r>
-              <w:lastRenderedPageBreak/>
-              <w:t>TS1.2</w:t>
-            </w:r>
-          </w:p>
-        </w:tc>
-        <w:tc>
-          <w:tcPr>
-            <w:tcW w:w="0" w:type="auto"/>
-            <w:tcBorders>
-              <w:top w:val="single" w:sz="6" w:space="0" w:color="C4C7C5"/>
-              <w:left w:val="single" w:sz="6" w:space="0" w:color="C4C7C5"/>
-              <w:bottom w:val="single" w:sz="6" w:space="0" w:color="C4C7C5"/>
-              <w:right w:val="single" w:sz="6" w:space="0" w:color="C4C7C5"/>
-            </w:tcBorders>
-            <w:tcMar>
-              <w:top w:w="120" w:type="dxa"/>
-              <w:left w:w="180" w:type="dxa"/>
-              <w:bottom w:w="120" w:type="dxa"/>
-              <w:right w:w="180" w:type="dxa"/>
-            </w:tcMar>
-            <w:vAlign w:val="center"/>
-            <w:hideMark/>
-          </w:tcPr>
-          <w:p>
-            <w:r>
-              <w:t>Khởi tạo môi trường lập trình</w:t>
-            </w:r>
-          </w:p>
-        </w:tc>
-        <w:tc>
-          <w:tcPr>
-            <w:tcW w:w="0" w:type="auto"/>
-            <w:tcBorders>
-              <w:top w:val="single" w:sz="6" w:space="0" w:color="C4C7C5"/>
-              <w:left w:val="single" w:sz="6" w:space="0" w:color="C4C7C5"/>
-              <w:bottom w:val="single" w:sz="6" w:space="0" w:color="C4C7C5"/>
-              <w:right w:val="single" w:sz="6" w:space="0" w:color="C4C7C5"/>
-            </w:tcBorders>
-            <w:tcMar>
-              <w:top w:w="120" w:type="dxa"/>
-              <w:left w:w="180" w:type="dxa"/>
-              <w:bottom w:w="120" w:type="dxa"/>
-              <w:right w:w="180" w:type="dxa"/>
-            </w:tcMar>
-            <w:vAlign w:val="center"/>
-            <w:hideMark/>
-          </w:tcPr>
-          <w:p>
-            <w:r>
-              <w:t>Tạo GitHub Repository chung, cấu trúc thư mục dự án và file requirements.txt (OpenCV, NumPy, Streamlit).</w:t>
-            </w:r>
-          </w:p>
-        </w:tc>
-        <w:tc>
-          <w:tcPr>
-            <w:tcW w:w="0" w:type="auto"/>
-            <w:tcBorders>
-              <w:top w:val="single" w:sz="6" w:space="0" w:color="C4C7C5"/>
-              <w:left w:val="single" w:sz="6" w:space="0" w:color="C4C7C5"/>
-              <w:bottom w:val="single" w:sz="6" w:space="0" w:color="C4C7C5"/>
-              <w:right w:val="single" w:sz="6" w:space="0" w:color="C4C7C5"/>
-            </w:tcBorders>
-            <w:tcMar>
-              <w:top w:w="120" w:type="dxa"/>
-              <w:left w:w="180" w:type="dxa"/>
-              <w:bottom w:w="120" w:type="dxa"/>
-              <w:right w:w="180" w:type="dxa"/>
-            </w:tcMar>
-            <w:vAlign w:val="center"/>
-            <w:hideMark/>
-          </w:tcPr>
-          <w:p>
-            <w:r>
-              <w:t>Cuối Tuần 1</w:t>
-            </w:r>
-          </w:p>
-        </w:tc>
-      </w:tr>
-      <w:tr>
-        <w:trPr>
-          <w:tblCellSpacing w:w="15" w:type="dxa"/>
-        </w:trPr>
-        <w:tc>
-          <w:tcPr>
-            <w:tcW w:w="0" w:type="auto"/>
-            <w:tcBorders>
-              <w:top w:val="single" w:sz="6" w:space="0" w:color="C4C7C5"/>
-              <w:left w:val="single" w:sz="6" w:space="0" w:color="C4C7C5"/>
-              <w:bottom w:val="single" w:sz="6" w:space="0" w:color="C4C7C5"/>
-              <w:right w:val="single" w:sz="6" w:space="0" w:color="C4C7C5"/>
-            </w:tcBorders>
-            <w:tcMar>
-              <w:top w:w="120" w:type="dxa"/>
-              <w:left w:w="180" w:type="dxa"/>
-              <w:bottom w:w="120" w:type="dxa"/>
-              <w:right w:w="180" w:type="dxa"/>
-            </w:tcMar>
-            <w:vAlign w:val="center"/>
-            <w:hideMark/>
-          </w:tcPr>
-          <w:p>
-            <w:r>
-              <w:t>TS1.3</w:t>
-            </w:r>
-          </w:p>
-        </w:tc>
-        <w:tc>
-          <w:tcPr>
-            <w:tcW w:w="0" w:type="auto"/>
-            <w:tcBorders>
-              <w:top w:val="single" w:sz="6" w:space="0" w:color="C4C7C5"/>
-              <w:left w:val="single" w:sz="6" w:space="0" w:color="C4C7C5"/>
-              <w:bottom w:val="single" w:sz="6" w:space="0" w:color="C4C7C5"/>
-              <w:right w:val="single" w:sz="6" w:space="0" w:color="C4C7C5"/>
-            </w:tcBorders>
-            <w:tcMar>
-              <w:top w:w="120" w:type="dxa"/>
-              <w:left w:w="180" w:type="dxa"/>
-              <w:bottom w:w="120" w:type="dxa"/>
-              <w:right w:w="180" w:type="dxa"/>
-            </w:tcMar>
-            <w:vAlign w:val="center"/>
-            <w:hideMark/>
-          </w:tcPr>
-          <w:p>
-            <w:r>
-              <w:t>Viết code chuyển đổi không gian màu</w:t>
-            </w:r>
-          </w:p>
-        </w:tc>
-        <w:tc>
-          <w:tcPr>
-            <w:tcW w:w="0" w:type="auto"/>
-            <w:tcBorders>
-              <w:top w:val="single" w:sz="6" w:space="0" w:color="C4C7C5"/>
-              <w:left w:val="single" w:sz="6" w:space="0" w:color="C4C7C5"/>
-              <w:bottom w:val="single" w:sz="6" w:space="0" w:color="C4C7C5"/>
-              <w:right w:val="single" w:sz="6" w:space="0" w:color="C4C7C5"/>
-            </w:tcBorders>
-            <w:tcMar>
-              <w:top w:w="120" w:type="dxa"/>
-              <w:left w:w="180" w:type="dxa"/>
-              <w:bottom w:w="120" w:type="dxa"/>
-              <w:right w:w="180" w:type="dxa"/>
-            </w:tcMar>
-            <w:vAlign w:val="center"/>
-            <w:hideMark/>
-          </w:tcPr>
-          <w:p>
-            <w:r>
-              <w:t>Viết hàm đọc ảnh gốc (BGR) và chuyển sang không gian màu HSV hoặc LAB để tối ưu hóa việc nhận diện màu sắc.</w:t>
-            </w:r>
-          </w:p>
-        </w:tc>
-        <w:tc>
-          <w:tcPr>
-            <w:tcW w:w="0" w:type="auto"/>
-            <w:tcBorders>
-              <w:top w:val="single" w:sz="6" w:space="0" w:color="C4C7C5"/>
-              <w:left w:val="single" w:sz="6" w:space="0" w:color="C4C7C5"/>
-              <w:bottom w:val="single" w:sz="6" w:space="0" w:color="C4C7C5"/>
-              <w:right w:val="single" w:sz="6" w:space="0" w:color="C4C7C5"/>
-            </w:tcBorders>
-            <w:tcMar>
-              <w:top w:w="120" w:type="dxa"/>
-              <w:left w:w="180" w:type="dxa"/>
-              <w:bottom w:w="120" w:type="dxa"/>
-              <w:right w:w="180" w:type="dxa"/>
-            </w:tcMar>
-            <w:vAlign w:val="center"/>
-            <w:hideMark/>
-          </w:tcPr>
-          <w:p>
-            <w:r>
-              <w:t>Cuối Tuần 2</w:t>
-            </w:r>
-          </w:p>
-        </w:tc>
-      </w:tr>
-      <w:tr>
-        <w:trPr>
-          <w:tblCellSpacing w:w="15" w:type="dxa"/>
-        </w:trPr>
-        <w:tc>
-          <w:tcPr>
-            <w:tcW w:w="0" w:type="auto"/>
-            <w:tcBorders>
-              <w:top w:val="single" w:sz="6" w:space="0" w:color="C4C7C5"/>
-              <w:left w:val="single" w:sz="6" w:space="0" w:color="C4C7C5"/>
-              <w:bottom w:val="single" w:sz="6" w:space="0" w:color="C4C7C5"/>
-              <w:right w:val="single" w:sz="6" w:space="0" w:color="C4C7C5"/>
-            </w:tcBorders>
-            <w:tcMar>
-              <w:top w:w="120" w:type="dxa"/>
-              <w:left w:w="180" w:type="dxa"/>
-              <w:bottom w:w="120" w:type="dxa"/>
-              <w:right w:w="180" w:type="dxa"/>
-            </w:tcMar>
-            <w:vAlign w:val="center"/>
-            <w:hideMark/>
-          </w:tcPr>
-          <w:p>
-            <w:r>
-              <w:t>TS1.4</w:t>
-            </w:r>
-          </w:p>
-        </w:tc>
-        <w:tc>
-          <w:tcPr>
-            <w:tcW w:w="0" w:type="auto"/>
-            <w:tcBorders>
-              <w:top w:val="single" w:sz="6" w:space="0" w:color="C4C7C5"/>
-              <w:left w:val="single" w:sz="6" w:space="0" w:color="C4C7C5"/>
-              <w:bottom w:val="single" w:sz="6" w:space="0" w:color="C4C7C5"/>
-              <w:right w:val="single" w:sz="6" w:space="0" w:color="C4C7C5"/>
-            </w:tcBorders>
-            <w:tcMar>
-              <w:top w:w="120" w:type="dxa"/>
-              <w:left w:w="180" w:type="dxa"/>
-              <w:bottom w:w="120" w:type="dxa"/>
-              <w:right w:w="180" w:type="dxa"/>
-            </w:tcMar>
-            <w:vAlign w:val="center"/>
-            <w:hideMark/>
-          </w:tcPr>
-          <w:p>
-            <w:r>
-              <w:t>Áp dụng bộ lọc khử nhiễu</w:t>
-            </w:r>
-          </w:p>
-        </w:tc>
-        <w:tc>
-          <w:tcPr>
-            <w:tcW w:w="0" w:type="auto"/>
-            <w:tcBorders>
-              <w:top w:val="single" w:sz="6" w:space="0" w:color="C4C7C5"/>
-              <w:left w:val="single" w:sz="6" w:space="0" w:color="C4C7C5"/>
-              <w:bottom w:val="single" w:sz="6" w:space="0" w:color="C4C7C5"/>
-              <w:right w:val="single" w:sz="6" w:space="0" w:color="C4C7C5"/>
-            </w:tcBorders>
-            <w:tcMar>
-              <w:top w:w="120" w:type="dxa"/>
-              <w:left w:w="180" w:type="dxa"/>
-              <w:bottom w:w="120" w:type="dxa"/>
-              <w:right w:w="180" w:type="dxa"/>
-            </w:tcMar>
-            <w:vAlign w:val="center"/>
-            <w:hideMark/>
-          </w:tcPr>
-          <w:p>
-            <w:r>
-              <w:t>Thêm bộ lọc Gaussian Blur hoặc Median Filter vào đoạn code tiền xử lý để loại bỏ các hạt bụi/nhiễu đặc trưng trên ảnh công trường.</w:t>
-            </w:r>
-          </w:p>
-        </w:tc>
-        <w:tc>
-          <w:tcPr>
-            <w:tcW w:w="0" w:type="auto"/>
-            <w:tcBorders>
-              <w:top w:val="single" w:sz="6" w:space="0" w:color="C4C7C5"/>
-              <w:left w:val="single" w:sz="6" w:space="0" w:color="C4C7C5"/>
-              <w:bottom w:val="single" w:sz="6" w:space="0" w:color="C4C7C5"/>
-              <w:right w:val="single" w:sz="6" w:space="0" w:color="C4C7C5"/>
-            </w:tcBorders>
-            <w:tcMar>
-              <w:top w:w="120" w:type="dxa"/>
-              <w:left w:w="180" w:type="dxa"/>
-              <w:bottom w:w="120" w:type="dxa"/>
-              <w:right w:w="180" w:type="dxa"/>
-            </w:tcMar>
-            <w:vAlign w:val="center"/>
-            <w:hideMark/>
-          </w:tcPr>
-          <w:p>
-            <w:r>
-              <w:t>Cuối Tuần 2</w:t>
-            </w:r>
-          </w:p>
-        </w:tc>
-      </w:tr>
-    </w:tbl>
-    <w:p>
-      <w:pPr>
-        <w:rPr>
-          <w:lang w:val="vi-VN"/>
-        </w:rPr>
-      </w:pPr>
-    </w:p>
-    <w:p>
-      <w:r>
-        <w:t>Sprint 2: Phân đoạn màu sắc &amp; Xây dựng mặt nạ (Tuần 3 - 4)</w:t>
+          <w:numId w:val="8"/>
+        </w:numPr>
+      </w:pPr>
+      <w:r>
+        <w:rPr>
+          <w:b/>
+          <w:bCs/>
+        </w:rPr>
+        <w:t>Task 1.2: Xây dựng Module Xử lý ảnh truyền thống (Preprocessing Pipeline)</w:t>
+      </w:r>
+    </w:p>
+    <w:p>
+      <w:pPr>
+        <w:numPr>
+          <w:ilvl w:val="1"/>
+          <w:numId w:val="8"/>
+        </w:numPr>
+      </w:pPr>
+      <w:r>
+        <w:t>Viết một script Python sử dụng OpenCV để thực hiện các thuật toán:</w:t>
+      </w:r>
+    </w:p>
+    <w:p>
+      <w:pPr>
+        <w:numPr>
+          <w:ilvl w:val="2"/>
+          <w:numId w:val="8"/>
+        </w:numPr>
+      </w:pPr>
+      <w:r>
+        <w:rPr>
+          <w:b/>
+          <w:bCs/>
+        </w:rPr>
+        <w:t>Chuyển đổi không gian màu:</w:t>
+      </w:r>
+      <w:r>
+        <w:t xml:space="preserve"> Chuyển RGB sang HSV/LAB để xử lý độ sáng tách biệt.</w:t>
+      </w:r>
+    </w:p>
+    <w:p>
+      <w:pPr>
+        <w:numPr>
+          <w:ilvl w:val="2"/>
+          <w:numId w:val="8"/>
+        </w:numPr>
+      </w:pPr>
+      <w:r>
+        <w:rPr>
+          <w:b/>
+          <w:bCs/>
+        </w:rPr>
+        <w:lastRenderedPageBreak/>
+        <w:t>Cân bằng độ tương phản:</w:t>
+      </w:r>
+      <w:r>
+        <w:t xml:space="preserve"> Áp dụng thuật toán </w:t>
+      </w:r>
+      <w:r>
+        <w:rPr>
+          <w:b/>
+          <w:bCs/>
+        </w:rPr>
+        <w:t>CLAHE (Contrast Limited Adaptive Histogram Equalization)</w:t>
+      </w:r>
+      <w:r>
+        <w:t xml:space="preserve"> để làm nổi bật áo phản quang/mũ bảo hộ trong điều kiện tối.</w:t>
+      </w:r>
+    </w:p>
+    <w:p>
+      <w:pPr>
+        <w:numPr>
+          <w:ilvl w:val="2"/>
+          <w:numId w:val="8"/>
+        </w:numPr>
+      </w:pPr>
+      <w:r>
+        <w:rPr>
+          <w:b/>
+          <w:bCs/>
+        </w:rPr>
+        <w:t>Lọc nhiễu:</w:t>
+      </w:r>
+      <w:r>
+        <w:t xml:space="preserve"> Áp dụng </w:t>
+      </w:r>
+      <w:r>
+        <w:rPr>
+          <w:b/>
+          <w:bCs/>
+        </w:rPr>
+        <w:t>Gaussian Filter</w:t>
+      </w:r>
+      <w:r>
+        <w:t xml:space="preserve"> hoặc </w:t>
+      </w:r>
+      <w:r>
+        <w:rPr>
+          <w:b/>
+          <w:bCs/>
+        </w:rPr>
+        <w:t>Median Filter</w:t>
+      </w:r>
+      <w:r>
+        <w:t xml:space="preserve"> để khử nhiễu hạt.</w:t>
       </w:r>
     </w:p>
     <w:p>
       <w:pPr>
         <w:numPr>
           <w:ilvl w:val="0"/>
-          <w:numId w:val="5"/>
-        </w:numPr>
-      </w:pPr>
-      <w:r>
-        <w:t>Mục tiêu: Tách thành công vùng màu mục tiêu (áo/mũ phản quang) khỏi nền công trường phức tạp.</w:t>
+          <w:numId w:val="8"/>
+        </w:numPr>
+      </w:pPr>
+      <w:r>
+        <w:rPr>
+          <w:b/>
+          <w:bCs/>
+        </w:rPr>
+        <w:t>Task 1.3: Thu thập &amp; Tiền xử lý Dataset</w:t>
+      </w:r>
+    </w:p>
+    <w:p>
+      <w:pPr>
+        <w:numPr>
+          <w:ilvl w:val="1"/>
+          <w:numId w:val="8"/>
+        </w:numPr>
+      </w:pPr>
+      <w:r>
+        <w:t>Tải dataset thô từ Roboflow Universe (khoảng 1.000 - 1.500 ảnh).</w:t>
+      </w:r>
+    </w:p>
+    <w:p>
+      <w:pPr>
+        <w:numPr>
+          <w:ilvl w:val="1"/>
+          <w:numId w:val="8"/>
+        </w:numPr>
+      </w:pPr>
+      <w:r>
+        <w:t>Cho toàn bộ dataset chạy qua Module Tiền xử lý (Task 1.2) để chuẩn hóa chất lượng ảnh đầu vào.</w:t>
+      </w:r>
+    </w:p>
+    <w:p>
+      <w:pPr>
+        <w:numPr>
+          <w:ilvl w:val="1"/>
+          <w:numId w:val="8"/>
+        </w:numPr>
+      </w:pPr>
+      <w:r>
+        <w:t>Chia tập dữ liệu theo tỷ lệ chuẩn: 80% Train, 10% Validation, 10% Test.</w:t>
+      </w:r>
+    </w:p>
+    <w:p>
+      <w:pPr>
+        <w:numPr>
+          <w:ilvl w:val="1"/>
+          <w:numId w:val="8"/>
+        </w:numPr>
+      </w:pPr>
+      <w:r>
+        <w:t>Cấu hình file data.yaml cho YOLO.</w:t>
+      </w:r>
+    </w:p>
+    <w:p>
+      <w:pPr>
+        <w:rPr>
+          <w:b/>
+          <w:bCs/>
+        </w:rPr>
+      </w:pPr>
+      <w:r>
+        <w:rPr>
+          <w:b/>
+          <w:bCs/>
+        </w:rPr>
+        <w:t>SPRINT 2: Huấn luyện Mô hình AI &amp; Xây dựng Backend (Tuần 3 - Tuần 4)</w:t>
+      </w:r>
+    </w:p>
+    <w:p>
+      <w:r>
+        <w:rPr>
+          <w:b/>
+          <w:bCs/>
+        </w:rPr>
+        <w:t>Mục tiêu Sprint:</w:t>
+      </w:r>
+      <w:r>
+        <w:t xml:space="preserve"> Train mô hình đạt độ chính xác cao và hoàn thiện Backend API xử lý ảnh tích hợp cả thuật toán truyền thống và AI.</w:t>
       </w:r>
     </w:p>
     <w:p>
       <w:pPr>
         <w:numPr>
           <w:ilvl w:val="0"/>
-          <w:numId w:val="5"/>
-        </w:numPr>
-      </w:pPr>
-      <w:r>
-        <w:t>Người phụ trách chính: Thành viên 2</w:t>
-      </w:r>
-    </w:p>
-    <w:tbl>
-      <w:tblPr>
-        <w:tblW w:w="0" w:type="auto"/>
-        <w:tblCellSpacing w:w="15" w:type="dxa"/>
-        <w:tblCellMar>
-          <w:top w:w="15" w:type="dxa"/>
-          <w:left w:w="15" w:type="dxa"/>
-          <w:bottom w:w="15" w:type="dxa"/>
-          <w:right w:w="15" w:type="dxa"/>
-        </w:tblCellMar>
-        <w:tblLook w:val="04A0" w:firstRow="1" w:lastRow="0" w:firstColumn="1" w:lastColumn="0" w:noHBand="0" w:noVBand="1"/>
-      </w:tblPr>
-      <w:tblGrid>
-        <w:gridCol w:w="1031"/>
-        <w:gridCol w:w="1901"/>
-        <w:gridCol w:w="5044"/>
-        <w:gridCol w:w="1368"/>
-      </w:tblGrid>
-      <w:tr>
-        <w:trPr>
-          <w:tblHeader/>
-          <w:tblCellSpacing w:w="15" w:type="dxa"/>
-        </w:trPr>
-        <w:tc>
-          <w:tcPr>
-            <w:tcW w:w="0" w:type="auto"/>
-            <w:tcBorders>
-              <w:top w:val="single" w:sz="6" w:space="0" w:color="C4C7C5"/>
-              <w:left w:val="single" w:sz="6" w:space="0" w:color="C4C7C5"/>
-              <w:bottom w:val="single" w:sz="6" w:space="0" w:color="C4C7C5"/>
-              <w:right w:val="single" w:sz="6" w:space="0" w:color="C4C7C5"/>
-            </w:tcBorders>
-            <w:tcMar>
-              <w:top w:w="120" w:type="dxa"/>
-              <w:left w:w="180" w:type="dxa"/>
-              <w:bottom w:w="120" w:type="dxa"/>
-              <w:right w:w="180" w:type="dxa"/>
-            </w:tcMar>
-            <w:vAlign w:val="center"/>
-            <w:hideMark/>
-          </w:tcPr>
-          <w:p>
-            <w:r>
-              <w:t>Mã Task</w:t>
-            </w:r>
-          </w:p>
-        </w:tc>
-        <w:tc>
-          <w:tcPr>
-            <w:tcW w:w="0" w:type="auto"/>
-            <w:tcBorders>
-              <w:top w:val="single" w:sz="6" w:space="0" w:color="C4C7C5"/>
-              <w:left w:val="single" w:sz="6" w:space="0" w:color="C4C7C5"/>
-              <w:bottom w:val="single" w:sz="6" w:space="0" w:color="C4C7C5"/>
-              <w:right w:val="single" w:sz="6" w:space="0" w:color="C4C7C5"/>
-            </w:tcBorders>
-            <w:tcMar>
-              <w:top w:w="120" w:type="dxa"/>
-              <w:left w:w="180" w:type="dxa"/>
-              <w:bottom w:w="120" w:type="dxa"/>
-              <w:right w:w="180" w:type="dxa"/>
-            </w:tcMar>
-            <w:vAlign w:val="center"/>
-            <w:hideMark/>
-          </w:tcPr>
-          <w:p>
-            <w:r>
-              <w:t>Tên Task chi tiết</w:t>
-            </w:r>
-          </w:p>
-        </w:tc>
-        <w:tc>
-          <w:tcPr>
-            <w:tcW w:w="0" w:type="auto"/>
-            <w:tcBorders>
-              <w:top w:val="single" w:sz="6" w:space="0" w:color="C4C7C5"/>
-              <w:left w:val="single" w:sz="6" w:space="0" w:color="C4C7C5"/>
-              <w:bottom w:val="single" w:sz="6" w:space="0" w:color="C4C7C5"/>
-              <w:right w:val="single" w:sz="6" w:space="0" w:color="C4C7C5"/>
-            </w:tcBorders>
-            <w:tcMar>
-              <w:top w:w="120" w:type="dxa"/>
-              <w:left w:w="180" w:type="dxa"/>
-              <w:bottom w:w="120" w:type="dxa"/>
-              <w:right w:w="180" w:type="dxa"/>
-            </w:tcMar>
-            <w:vAlign w:val="center"/>
-            <w:hideMark/>
-          </w:tcPr>
-          <w:p>
-            <w:r>
-              <w:t>Mô tả công việc cụ thể</w:t>
-            </w:r>
-          </w:p>
-        </w:tc>
-        <w:tc>
-          <w:tcPr>
-            <w:tcW w:w="0" w:type="auto"/>
-            <w:tcBorders>
-              <w:top w:val="single" w:sz="6" w:space="0" w:color="C4C7C5"/>
-              <w:left w:val="single" w:sz="6" w:space="0" w:color="C4C7C5"/>
-              <w:bottom w:val="single" w:sz="6" w:space="0" w:color="C4C7C5"/>
-              <w:right w:val="single" w:sz="6" w:space="0" w:color="C4C7C5"/>
-            </w:tcBorders>
-            <w:tcMar>
-              <w:top w:w="120" w:type="dxa"/>
-              <w:left w:w="180" w:type="dxa"/>
-              <w:bottom w:w="120" w:type="dxa"/>
-              <w:right w:w="180" w:type="dxa"/>
-            </w:tcMar>
-            <w:vAlign w:val="center"/>
-            <w:hideMark/>
-          </w:tcPr>
-          <w:p>
-            <w:r>
-              <w:t>Deadline</w:t>
-            </w:r>
-          </w:p>
-        </w:tc>
-      </w:tr>
-      <w:tr>
-        <w:trPr>
-          <w:tblCellSpacing w:w="15" w:type="dxa"/>
-        </w:trPr>
-        <w:tc>
-          <w:tcPr>
-            <w:tcW w:w="0" w:type="auto"/>
-            <w:tcBorders>
-              <w:top w:val="single" w:sz="6" w:space="0" w:color="C4C7C5"/>
-              <w:left w:val="single" w:sz="6" w:space="0" w:color="C4C7C5"/>
-              <w:bottom w:val="single" w:sz="6" w:space="0" w:color="C4C7C5"/>
-              <w:right w:val="single" w:sz="6" w:space="0" w:color="C4C7C5"/>
-            </w:tcBorders>
-            <w:tcMar>
-              <w:top w:w="120" w:type="dxa"/>
-              <w:left w:w="180" w:type="dxa"/>
-              <w:bottom w:w="120" w:type="dxa"/>
-              <w:right w:w="180" w:type="dxa"/>
-            </w:tcMar>
-            <w:vAlign w:val="center"/>
-            <w:hideMark/>
-          </w:tcPr>
-          <w:p>
-            <w:r>
-              <w:t>TS2.1</w:t>
-            </w:r>
-          </w:p>
-        </w:tc>
-        <w:tc>
-          <w:tcPr>
-            <w:tcW w:w="0" w:type="auto"/>
-            <w:tcBorders>
-              <w:top w:val="single" w:sz="6" w:space="0" w:color="C4C7C5"/>
-              <w:left w:val="single" w:sz="6" w:space="0" w:color="C4C7C5"/>
-              <w:bottom w:val="single" w:sz="6" w:space="0" w:color="C4C7C5"/>
-              <w:right w:val="single" w:sz="6" w:space="0" w:color="C4C7C5"/>
-            </w:tcBorders>
-            <w:tcMar>
-              <w:top w:w="120" w:type="dxa"/>
-              <w:left w:w="180" w:type="dxa"/>
-              <w:bottom w:w="120" w:type="dxa"/>
-              <w:right w:w="180" w:type="dxa"/>
-            </w:tcMar>
-            <w:vAlign w:val="center"/>
-            <w:hideMark/>
-          </w:tcPr>
-          <w:p>
-            <w:r>
-              <w:t>Khảo sát dải màu (HSV Range)</w:t>
-            </w:r>
-          </w:p>
-        </w:tc>
-        <w:tc>
-          <w:tcPr>
-            <w:tcW w:w="0" w:type="auto"/>
-            <w:tcBorders>
-              <w:top w:val="single" w:sz="6" w:space="0" w:color="C4C7C5"/>
-              <w:left w:val="single" w:sz="6" w:space="0" w:color="C4C7C5"/>
-              <w:bottom w:val="single" w:sz="6" w:space="0" w:color="C4C7C5"/>
-              <w:right w:val="single" w:sz="6" w:space="0" w:color="C4C7C5"/>
-            </w:tcBorders>
-            <w:tcMar>
-              <w:top w:w="120" w:type="dxa"/>
-              <w:left w:w="180" w:type="dxa"/>
-              <w:bottom w:w="120" w:type="dxa"/>
-              <w:right w:w="180" w:type="dxa"/>
-            </w:tcMar>
-            <w:vAlign w:val="center"/>
-            <w:hideMark/>
-          </w:tcPr>
-          <w:p>
-            <w:r>
-              <w:t>Thử nghiệm tìm khoảng giá trị màu (Lower và Upper bound) đặc trưng cho màu áo cam/vàng hoặc mũ bảo hộ của công nhân.</w:t>
-            </w:r>
-          </w:p>
-        </w:tc>
-        <w:tc>
-          <w:tcPr>
-            <w:tcW w:w="0" w:type="auto"/>
-            <w:tcBorders>
-              <w:top w:val="single" w:sz="6" w:space="0" w:color="C4C7C5"/>
-              <w:left w:val="single" w:sz="6" w:space="0" w:color="C4C7C5"/>
-              <w:bottom w:val="single" w:sz="6" w:space="0" w:color="C4C7C5"/>
-              <w:right w:val="single" w:sz="6" w:space="0" w:color="C4C7C5"/>
-            </w:tcBorders>
-            <w:tcMar>
-              <w:top w:w="120" w:type="dxa"/>
-              <w:left w:w="180" w:type="dxa"/>
-              <w:bottom w:w="120" w:type="dxa"/>
-              <w:right w:w="180" w:type="dxa"/>
-            </w:tcMar>
-            <w:vAlign w:val="center"/>
-            <w:hideMark/>
-          </w:tcPr>
-          <w:p>
-            <w:r>
-              <w:t>Cuối Tuần 3</w:t>
-            </w:r>
-          </w:p>
-        </w:tc>
-      </w:tr>
-      <w:tr>
-        <w:trPr>
-          <w:tblCellSpacing w:w="15" w:type="dxa"/>
-        </w:trPr>
-        <w:tc>
-          <w:tcPr>
-            <w:tcW w:w="0" w:type="auto"/>
-            <w:tcBorders>
-              <w:top w:val="single" w:sz="6" w:space="0" w:color="C4C7C5"/>
-              <w:left w:val="single" w:sz="6" w:space="0" w:color="C4C7C5"/>
-              <w:bottom w:val="single" w:sz="6" w:space="0" w:color="C4C7C5"/>
-              <w:right w:val="single" w:sz="6" w:space="0" w:color="C4C7C5"/>
-            </w:tcBorders>
-            <w:tcMar>
-              <w:top w:w="120" w:type="dxa"/>
-              <w:left w:w="180" w:type="dxa"/>
-              <w:bottom w:w="120" w:type="dxa"/>
-              <w:right w:w="180" w:type="dxa"/>
-            </w:tcMar>
-            <w:vAlign w:val="center"/>
-            <w:hideMark/>
-          </w:tcPr>
-          <w:p>
-            <w:r>
-              <w:t>TS2.2</w:t>
-            </w:r>
-          </w:p>
-        </w:tc>
-        <w:tc>
-          <w:tcPr>
-            <w:tcW w:w="0" w:type="auto"/>
-            <w:tcBorders>
-              <w:top w:val="single" w:sz="6" w:space="0" w:color="C4C7C5"/>
-              <w:left w:val="single" w:sz="6" w:space="0" w:color="C4C7C5"/>
-              <w:bottom w:val="single" w:sz="6" w:space="0" w:color="C4C7C5"/>
-              <w:right w:val="single" w:sz="6" w:space="0" w:color="C4C7C5"/>
-            </w:tcBorders>
-            <w:tcMar>
-              <w:top w:w="120" w:type="dxa"/>
-              <w:left w:w="180" w:type="dxa"/>
-              <w:bottom w:w="120" w:type="dxa"/>
-              <w:right w:w="180" w:type="dxa"/>
-            </w:tcMar>
-            <w:vAlign w:val="center"/>
-            <w:hideMark/>
-          </w:tcPr>
-          <w:p>
-            <w:r>
-              <w:t>Xây dựng thanh trượt tương tác</w:t>
-            </w:r>
-          </w:p>
-        </w:tc>
-        <w:tc>
-          <w:tcPr>
-            <w:tcW w:w="0" w:type="auto"/>
-            <w:tcBorders>
-              <w:top w:val="single" w:sz="6" w:space="0" w:color="C4C7C5"/>
-              <w:left w:val="single" w:sz="6" w:space="0" w:color="C4C7C5"/>
-              <w:bottom w:val="single" w:sz="6" w:space="0" w:color="C4C7C5"/>
-              <w:right w:val="single" w:sz="6" w:space="0" w:color="C4C7C5"/>
-            </w:tcBorders>
-            <w:tcMar>
-              <w:top w:w="120" w:type="dxa"/>
-              <w:left w:w="180" w:type="dxa"/>
-              <w:bottom w:w="120" w:type="dxa"/>
-              <w:right w:w="180" w:type="dxa"/>
-            </w:tcMar>
-            <w:vAlign w:val="center"/>
-            <w:hideMark/>
-          </w:tcPr>
-          <w:p>
-            <w:r>
-              <w:t>Lập trình cửa sổ Trackbar (cv2.createTrackbar) để tinh chỉnh thông số HSV trực quan khi chạy thử nghiệm trên ảnh.</w:t>
-            </w:r>
-          </w:p>
-        </w:tc>
-        <w:tc>
-          <w:tcPr>
-            <w:tcW w:w="0" w:type="auto"/>
-            <w:tcBorders>
-              <w:top w:val="single" w:sz="6" w:space="0" w:color="C4C7C5"/>
-              <w:left w:val="single" w:sz="6" w:space="0" w:color="C4C7C5"/>
-              <w:bottom w:val="single" w:sz="6" w:space="0" w:color="C4C7C5"/>
-              <w:right w:val="single" w:sz="6" w:space="0" w:color="C4C7C5"/>
-            </w:tcBorders>
-            <w:tcMar>
-              <w:top w:w="120" w:type="dxa"/>
-              <w:left w:w="180" w:type="dxa"/>
-              <w:bottom w:w="120" w:type="dxa"/>
-              <w:right w:w="180" w:type="dxa"/>
-            </w:tcMar>
-            <w:vAlign w:val="center"/>
-            <w:hideMark/>
-          </w:tcPr>
-          <w:p>
-            <w:r>
-              <w:t>Cuối Tuần 4</w:t>
-            </w:r>
-          </w:p>
-        </w:tc>
-      </w:tr>
-      <w:tr>
-        <w:trPr>
-          <w:tblCellSpacing w:w="15" w:type="dxa"/>
-        </w:trPr>
-        <w:tc>
-          <w:tcPr>
-            <w:tcW w:w="0" w:type="auto"/>
-            <w:tcBorders>
-              <w:top w:val="single" w:sz="6" w:space="0" w:color="C4C7C5"/>
-              <w:left w:val="single" w:sz="6" w:space="0" w:color="C4C7C5"/>
-              <w:bottom w:val="single" w:sz="6" w:space="0" w:color="C4C7C5"/>
-              <w:right w:val="single" w:sz="6" w:space="0" w:color="C4C7C5"/>
-            </w:tcBorders>
-            <w:tcMar>
-              <w:top w:w="120" w:type="dxa"/>
-              <w:left w:w="180" w:type="dxa"/>
-              <w:bottom w:w="120" w:type="dxa"/>
-              <w:right w:w="180" w:type="dxa"/>
-            </w:tcMar>
-            <w:vAlign w:val="center"/>
-            <w:hideMark/>
-          </w:tcPr>
-          <w:p>
-            <w:r>
-              <w:lastRenderedPageBreak/>
-              <w:t>TS2.3</w:t>
-            </w:r>
-          </w:p>
-        </w:tc>
-        <w:tc>
-          <w:tcPr>
-            <w:tcW w:w="0" w:type="auto"/>
-            <w:tcBorders>
-              <w:top w:val="single" w:sz="6" w:space="0" w:color="C4C7C5"/>
-              <w:left w:val="single" w:sz="6" w:space="0" w:color="C4C7C5"/>
-              <w:bottom w:val="single" w:sz="6" w:space="0" w:color="C4C7C5"/>
-              <w:right w:val="single" w:sz="6" w:space="0" w:color="C4C7C5"/>
-            </w:tcBorders>
-            <w:tcMar>
-              <w:top w:w="120" w:type="dxa"/>
-              <w:left w:w="180" w:type="dxa"/>
-              <w:bottom w:w="120" w:type="dxa"/>
-              <w:right w:w="180" w:type="dxa"/>
-            </w:tcMar>
-            <w:vAlign w:val="center"/>
-            <w:hideMark/>
-          </w:tcPr>
-          <w:p>
-            <w:r>
-              <w:t>Tạo ảnh mặt nạ nhị phân (Binary Mask)</w:t>
-            </w:r>
-          </w:p>
-        </w:tc>
-        <w:tc>
-          <w:tcPr>
-            <w:tcW w:w="0" w:type="auto"/>
-            <w:tcBorders>
-              <w:top w:val="single" w:sz="6" w:space="0" w:color="C4C7C5"/>
-              <w:left w:val="single" w:sz="6" w:space="0" w:color="C4C7C5"/>
-              <w:bottom w:val="single" w:sz="6" w:space="0" w:color="C4C7C5"/>
-              <w:right w:val="single" w:sz="6" w:space="0" w:color="C4C7C5"/>
-            </w:tcBorders>
-            <w:tcMar>
-              <w:top w:w="120" w:type="dxa"/>
-              <w:left w:w="180" w:type="dxa"/>
-              <w:bottom w:w="120" w:type="dxa"/>
-              <w:right w:w="180" w:type="dxa"/>
-            </w:tcMar>
-            <w:vAlign w:val="center"/>
-            <w:hideMark/>
-          </w:tcPr>
-          <w:p>
-            <w:r>
-              <w:t>Sử dụng hàm cv2.inRange() để sinh ra ảnh mặt nạ trắng/đen, trong đó vùng màu mục tiêu là màu trắng, nền còn lại là màu đen.</w:t>
-            </w:r>
-          </w:p>
-        </w:tc>
-        <w:tc>
-          <w:tcPr>
-            <w:tcW w:w="0" w:type="auto"/>
-            <w:tcBorders>
-              <w:top w:val="single" w:sz="6" w:space="0" w:color="C4C7C5"/>
-              <w:left w:val="single" w:sz="6" w:space="0" w:color="C4C7C5"/>
-              <w:bottom w:val="single" w:sz="6" w:space="0" w:color="C4C7C5"/>
-              <w:right w:val="single" w:sz="6" w:space="0" w:color="C4C7C5"/>
-            </w:tcBorders>
-            <w:tcMar>
-              <w:top w:w="120" w:type="dxa"/>
-              <w:left w:w="180" w:type="dxa"/>
-              <w:bottom w:w="120" w:type="dxa"/>
-              <w:right w:w="180" w:type="dxa"/>
-            </w:tcMar>
-            <w:vAlign w:val="center"/>
-            <w:hideMark/>
-          </w:tcPr>
-          <w:p>
-            <w:r>
-              <w:t>Cuối Tuần 4</w:t>
-            </w:r>
-          </w:p>
-        </w:tc>
-      </w:tr>
-    </w:tbl>
-    <w:p>
-      <w:pPr>
-        <w:rPr>
-          <w:lang w:val="vi-VN"/>
-        </w:rPr>
-      </w:pPr>
-    </w:p>
-    <w:p>
-      <w:r>
-        <w:t>Sprint 3: Xử lý hình thái học &amp; Nhận diện đường viền (Tuần 5 - 6)</w:t>
+          <w:numId w:val="9"/>
+        </w:numPr>
+      </w:pPr>
+      <w:r>
+        <w:rPr>
+          <w:b/>
+          <w:bCs/>
+        </w:rPr>
+        <w:t>Task 2.1: Huấn luyện mô hình YOLO (Model Training)</w:t>
+      </w:r>
+    </w:p>
+    <w:p>
+      <w:pPr>
+        <w:numPr>
+          <w:ilvl w:val="1"/>
+          <w:numId w:val="9"/>
+        </w:numPr>
+      </w:pPr>
+      <w:r>
+        <w:t>Load pre-trained weights (yolov8n.pt hoặc yolov11n.pt).</w:t>
+      </w:r>
+    </w:p>
+    <w:p>
+      <w:pPr>
+        <w:numPr>
+          <w:ilvl w:val="1"/>
+          <w:numId w:val="9"/>
+        </w:numPr>
+      </w:pPr>
+      <w:r>
+        <w:t>Chạy huấn luyện trên tập dữ liệu đã qua tiền xử lý với epochs=50 đến 100.</w:t>
+      </w:r>
+    </w:p>
+    <w:p>
+      <w:pPr>
+        <w:numPr>
+          <w:ilvl w:val="1"/>
+          <w:numId w:val="9"/>
+        </w:numPr>
+      </w:pPr>
+      <w:r>
+        <w:t>Đánh giá biểu đồ mAP50, mAP50-95. Xuất file trọng số tối ưu (best.pt).</w:t>
       </w:r>
     </w:p>
     <w:p>
       <w:pPr>
         <w:numPr>
           <w:ilvl w:val="0"/>
-          <w:numId w:val="6"/>
-        </w:numPr>
-      </w:pPr>
-      <w:r>
-        <w:t>Mục tiêu: Làm sạch mặt nạ và lọc chính xác các đối tượng mục tiêu bằng thuật toán contours.</w:t>
+          <w:numId w:val="9"/>
+        </w:numPr>
+      </w:pPr>
+      <w:r>
+        <w:rPr>
+          <w:b/>
+          <w:bCs/>
+        </w:rPr>
+        <w:t>Task 2.2: Xây dựng Pipeline xử lý tại Backend</w:t>
+      </w:r>
+    </w:p>
+    <w:p>
+      <w:pPr>
+        <w:numPr>
+          <w:ilvl w:val="1"/>
+          <w:numId w:val="9"/>
+        </w:numPr>
+      </w:pPr>
+      <w:r>
+        <w:rPr>
+          <w:b/>
+          <w:bCs/>
+        </w:rPr>
+        <w:t>Bước A (Tiền xử lý):</w:t>
+      </w:r>
+      <w:r>
+        <w:t xml:space="preserve"> Khi người dùng upload ảnh lên, Backend gọi các thuật toán xử lý ảnh (CLAHE, Gaussian Blur) để làm sạch ảnh trước.</w:t>
+      </w:r>
+    </w:p>
+    <w:p>
+      <w:pPr>
+        <w:numPr>
+          <w:ilvl w:val="1"/>
+          <w:numId w:val="9"/>
+        </w:numPr>
+      </w:pPr>
+      <w:r>
+        <w:rPr>
+          <w:b/>
+          <w:bCs/>
+        </w:rPr>
+        <w:t>Bước B (Inference):</w:t>
+      </w:r>
+      <w:r>
+        <w:t xml:space="preserve"> Đưa ảnh đã xử lý qua mô hình best.pt để dự đoán bounding box.</w:t>
+      </w:r>
+    </w:p>
+    <w:p>
+      <w:pPr>
+        <w:numPr>
+          <w:ilvl w:val="1"/>
+          <w:numId w:val="9"/>
+        </w:numPr>
+      </w:pPr>
+      <w:r>
+        <w:rPr>
+          <w:b/>
+          <w:bCs/>
+        </w:rPr>
+        <w:t>Bước C (Hậu xử lý - Post-processing bằng Xử lý ảnh):</w:t>
+      </w:r>
+    </w:p>
+    <w:p>
+      <w:pPr>
+        <w:numPr>
+          <w:ilvl w:val="2"/>
+          <w:numId w:val="9"/>
+        </w:numPr>
+      </w:pPr>
+      <w:r>
+        <w:t>Lọc ngưỡng tin cậy (Confidence threshold &gt; 0.5).</w:t>
+      </w:r>
+    </w:p>
+    <w:p>
+      <w:pPr>
+        <w:numPr>
+          <w:ilvl w:val="2"/>
+          <w:numId w:val="9"/>
+        </w:numPr>
+      </w:pPr>
+      <w:r>
+        <w:t xml:space="preserve">Sử dụng </w:t>
+      </w:r>
+      <w:r>
+        <w:rPr>
+          <w:b/>
+          <w:bCs/>
+        </w:rPr>
+        <w:t>Phép toán hình thái học (Morphological Operations - Erosion/Dilation)</w:t>
+      </w:r>
+      <w:r>
+        <w:t xml:space="preserve"> để làm sạch vùng biên bounding box nếu cần thiết.</w:t>
+      </w:r>
+    </w:p>
+    <w:p>
+      <w:pPr>
+        <w:numPr>
+          <w:ilvl w:val="2"/>
+          <w:numId w:val="9"/>
+        </w:numPr>
+      </w:pPr>
+      <w:r>
+        <w:t>Thực hiện thuật toán đếm: Gom nhóm và tính tổng số lượng count_with_ppe và count_without_ppe.</w:t>
       </w:r>
     </w:p>
     <w:p>
       <w:pPr>
         <w:numPr>
           <w:ilvl w:val="0"/>
-          <w:numId w:val="6"/>
-        </w:numPr>
-      </w:pPr>
-      <w:r>
-        <w:t>Người phụ trách chính: thành</w:t>
-      </w:r>
-      <w:r>
-        <w:rPr>
-          <w:lang w:val="vi-VN"/>
-        </w:rPr>
-        <w:t xml:space="preserve"> viên 3</w:t>
-      </w:r>
-    </w:p>
-    <w:tbl>
-      <w:tblPr>
-        <w:tblW w:w="0" w:type="auto"/>
-        <w:tblCellSpacing w:w="15" w:type="dxa"/>
-        <w:tblCellMar>
-          <w:top w:w="15" w:type="dxa"/>
-          <w:left w:w="15" w:type="dxa"/>
-          <w:bottom w:w="15" w:type="dxa"/>
-          <w:right w:w="15" w:type="dxa"/>
-        </w:tblCellMar>
-        <w:tblLook w:val="04A0" w:firstRow="1" w:lastRow="0" w:firstColumn="1" w:lastColumn="0" w:noHBand="0" w:noVBand="1"/>
-      </w:tblPr>
-      <w:tblGrid>
-        <w:gridCol w:w="1021"/>
-        <w:gridCol w:w="1960"/>
-        <w:gridCol w:w="5006"/>
-        <w:gridCol w:w="1357"/>
-      </w:tblGrid>
-      <w:tr>
-        <w:trPr>
-          <w:tblHeader/>
-          <w:tblCellSpacing w:w="15" w:type="dxa"/>
-        </w:trPr>
-        <w:tc>
-          <w:tcPr>
-            <w:tcW w:w="0" w:type="auto"/>
-            <w:tcBorders>
-              <w:top w:val="single" w:sz="6" w:space="0" w:color="C4C7C5"/>
-              <w:left w:val="single" w:sz="6" w:space="0" w:color="C4C7C5"/>
-              <w:bottom w:val="single" w:sz="6" w:space="0" w:color="C4C7C5"/>
-              <w:right w:val="single" w:sz="6" w:space="0" w:color="C4C7C5"/>
-            </w:tcBorders>
-            <w:tcMar>
-              <w:top w:w="120" w:type="dxa"/>
-              <w:left w:w="180" w:type="dxa"/>
-              <w:bottom w:w="120" w:type="dxa"/>
-              <w:right w:w="180" w:type="dxa"/>
-            </w:tcMar>
-            <w:vAlign w:val="center"/>
-            <w:hideMark/>
-          </w:tcPr>
-          <w:p>
-            <w:r>
-              <w:t>Mã Task</w:t>
-            </w:r>
-          </w:p>
-        </w:tc>
-        <w:tc>
-          <w:tcPr>
-            <w:tcW w:w="0" w:type="auto"/>
-            <w:tcBorders>
-              <w:top w:val="single" w:sz="6" w:space="0" w:color="C4C7C5"/>
-              <w:left w:val="single" w:sz="6" w:space="0" w:color="C4C7C5"/>
-              <w:bottom w:val="single" w:sz="6" w:space="0" w:color="C4C7C5"/>
-              <w:right w:val="single" w:sz="6" w:space="0" w:color="C4C7C5"/>
-            </w:tcBorders>
-            <w:tcMar>
-              <w:top w:w="120" w:type="dxa"/>
-              <w:left w:w="180" w:type="dxa"/>
-              <w:bottom w:w="120" w:type="dxa"/>
-              <w:right w:w="180" w:type="dxa"/>
-            </w:tcMar>
-            <w:vAlign w:val="center"/>
-            <w:hideMark/>
-          </w:tcPr>
-          <w:p>
-            <w:r>
-              <w:t>Tên Task chi tiết</w:t>
-            </w:r>
-          </w:p>
-        </w:tc>
-        <w:tc>
-          <w:tcPr>
-            <w:tcW w:w="0" w:type="auto"/>
-            <w:tcBorders>
-              <w:top w:val="single" w:sz="6" w:space="0" w:color="C4C7C5"/>
-              <w:left w:val="single" w:sz="6" w:space="0" w:color="C4C7C5"/>
-              <w:bottom w:val="single" w:sz="6" w:space="0" w:color="C4C7C5"/>
-              <w:right w:val="single" w:sz="6" w:space="0" w:color="C4C7C5"/>
-            </w:tcBorders>
-            <w:tcMar>
-              <w:top w:w="120" w:type="dxa"/>
-              <w:left w:w="180" w:type="dxa"/>
-              <w:bottom w:w="120" w:type="dxa"/>
-              <w:right w:w="180" w:type="dxa"/>
-            </w:tcMar>
-            <w:vAlign w:val="center"/>
-            <w:hideMark/>
-          </w:tcPr>
-          <w:p>
-            <w:r>
-              <w:t>Mô tả công việc cụ thể</w:t>
-            </w:r>
-          </w:p>
-        </w:tc>
-        <w:tc>
-          <w:tcPr>
-            <w:tcW w:w="0" w:type="auto"/>
-            <w:tcBorders>
-              <w:top w:val="single" w:sz="6" w:space="0" w:color="C4C7C5"/>
-              <w:left w:val="single" w:sz="6" w:space="0" w:color="C4C7C5"/>
-              <w:bottom w:val="single" w:sz="6" w:space="0" w:color="C4C7C5"/>
-              <w:right w:val="single" w:sz="6" w:space="0" w:color="C4C7C5"/>
-            </w:tcBorders>
-            <w:tcMar>
-              <w:top w:w="120" w:type="dxa"/>
-              <w:left w:w="180" w:type="dxa"/>
-              <w:bottom w:w="120" w:type="dxa"/>
-              <w:right w:w="180" w:type="dxa"/>
-            </w:tcMar>
-            <w:vAlign w:val="center"/>
-            <w:hideMark/>
-          </w:tcPr>
-          <w:p>
-            <w:r>
-              <w:t>Deadline</w:t>
-            </w:r>
-          </w:p>
-        </w:tc>
-      </w:tr>
-      <w:tr>
-        <w:trPr>
-          <w:tblCellSpacing w:w="15" w:type="dxa"/>
-        </w:trPr>
-        <w:tc>
-          <w:tcPr>
-            <w:tcW w:w="0" w:type="auto"/>
-            <w:tcBorders>
-              <w:top w:val="single" w:sz="6" w:space="0" w:color="C4C7C5"/>
-              <w:left w:val="single" w:sz="6" w:space="0" w:color="C4C7C5"/>
-              <w:bottom w:val="single" w:sz="6" w:space="0" w:color="C4C7C5"/>
-              <w:right w:val="single" w:sz="6" w:space="0" w:color="C4C7C5"/>
-            </w:tcBorders>
-            <w:tcMar>
-              <w:top w:w="120" w:type="dxa"/>
-              <w:left w:w="180" w:type="dxa"/>
-              <w:bottom w:w="120" w:type="dxa"/>
-              <w:right w:w="180" w:type="dxa"/>
-            </w:tcMar>
-            <w:vAlign w:val="center"/>
-            <w:hideMark/>
-          </w:tcPr>
-          <w:p>
-            <w:r>
-              <w:t>TS3.1</w:t>
-            </w:r>
-          </w:p>
-        </w:tc>
-        <w:tc>
-          <w:tcPr>
-            <w:tcW w:w="0" w:type="auto"/>
-            <w:tcBorders>
-              <w:top w:val="single" w:sz="6" w:space="0" w:color="C4C7C5"/>
-              <w:left w:val="single" w:sz="6" w:space="0" w:color="C4C7C5"/>
-              <w:bottom w:val="single" w:sz="6" w:space="0" w:color="C4C7C5"/>
-              <w:right w:val="single" w:sz="6" w:space="0" w:color="C4C7C5"/>
-            </w:tcBorders>
-            <w:tcMar>
-              <w:top w:w="120" w:type="dxa"/>
-              <w:left w:w="180" w:type="dxa"/>
-              <w:bottom w:w="120" w:type="dxa"/>
-              <w:right w:w="180" w:type="dxa"/>
-            </w:tcMar>
-            <w:vAlign w:val="center"/>
-            <w:hideMark/>
-          </w:tcPr>
-          <w:p>
-            <w:r>
-              <w:t>Áp dụng phép toán hình thái học</w:t>
-            </w:r>
-          </w:p>
-        </w:tc>
-        <w:tc>
-          <w:tcPr>
-            <w:tcW w:w="0" w:type="auto"/>
-            <w:tcBorders>
-              <w:top w:val="single" w:sz="6" w:space="0" w:color="C4C7C5"/>
-              <w:left w:val="single" w:sz="6" w:space="0" w:color="C4C7C5"/>
-              <w:bottom w:val="single" w:sz="6" w:space="0" w:color="C4C7C5"/>
-              <w:right w:val="single" w:sz="6" w:space="0" w:color="C4C7C5"/>
-            </w:tcBorders>
-            <w:tcMar>
-              <w:top w:w="120" w:type="dxa"/>
-              <w:left w:w="180" w:type="dxa"/>
-              <w:bottom w:w="120" w:type="dxa"/>
-              <w:right w:w="180" w:type="dxa"/>
-            </w:tcMar>
-            <w:vAlign w:val="center"/>
-            <w:hideMark/>
-          </w:tcPr>
-          <w:p>
-            <w:r>
-              <w:t>Dùng Erosion để xóa nhiễu li ti (đá vụn, bụi), sau đó dùng Dilation và Closing để lấp đầy các khoảng trống đứt quãng trên áo/mũ.</w:t>
-            </w:r>
-          </w:p>
-        </w:tc>
-        <w:tc>
-          <w:tcPr>
-            <w:tcW w:w="0" w:type="auto"/>
-            <w:tcBorders>
-              <w:top w:val="single" w:sz="6" w:space="0" w:color="C4C7C5"/>
-              <w:left w:val="single" w:sz="6" w:space="0" w:color="C4C7C5"/>
-              <w:bottom w:val="single" w:sz="6" w:space="0" w:color="C4C7C5"/>
-              <w:right w:val="single" w:sz="6" w:space="0" w:color="C4C7C5"/>
-            </w:tcBorders>
-            <w:tcMar>
-              <w:top w:w="120" w:type="dxa"/>
-              <w:left w:w="180" w:type="dxa"/>
-              <w:bottom w:w="120" w:type="dxa"/>
-              <w:right w:w="180" w:type="dxa"/>
-            </w:tcMar>
-            <w:vAlign w:val="center"/>
-            <w:hideMark/>
-          </w:tcPr>
-          <w:p>
-            <w:r>
-              <w:t>Cuối Tuần 5</w:t>
-            </w:r>
-          </w:p>
-        </w:tc>
-      </w:tr>
-      <w:tr>
-        <w:trPr>
-          <w:tblCellSpacing w:w="15" w:type="dxa"/>
-        </w:trPr>
-        <w:tc>
-          <w:tcPr>
-            <w:tcW w:w="0" w:type="auto"/>
-            <w:tcBorders>
-              <w:top w:val="single" w:sz="6" w:space="0" w:color="C4C7C5"/>
-              <w:left w:val="single" w:sz="6" w:space="0" w:color="C4C7C5"/>
-              <w:bottom w:val="single" w:sz="6" w:space="0" w:color="C4C7C5"/>
-              <w:right w:val="single" w:sz="6" w:space="0" w:color="C4C7C5"/>
-            </w:tcBorders>
-            <w:tcMar>
-              <w:top w:w="120" w:type="dxa"/>
-              <w:left w:w="180" w:type="dxa"/>
-              <w:bottom w:w="120" w:type="dxa"/>
-              <w:right w:w="180" w:type="dxa"/>
-            </w:tcMar>
-            <w:vAlign w:val="center"/>
-            <w:hideMark/>
-          </w:tcPr>
-          <w:p>
-            <w:r>
-              <w:t>TS3.2</w:t>
-            </w:r>
-          </w:p>
-        </w:tc>
-        <w:tc>
-          <w:tcPr>
-            <w:tcW w:w="0" w:type="auto"/>
-            <w:tcBorders>
-              <w:top w:val="single" w:sz="6" w:space="0" w:color="C4C7C5"/>
-              <w:left w:val="single" w:sz="6" w:space="0" w:color="C4C7C5"/>
-              <w:bottom w:val="single" w:sz="6" w:space="0" w:color="C4C7C5"/>
-              <w:right w:val="single" w:sz="6" w:space="0" w:color="C4C7C5"/>
-            </w:tcBorders>
-            <w:tcMar>
-              <w:top w:w="120" w:type="dxa"/>
-              <w:left w:w="180" w:type="dxa"/>
-              <w:bottom w:w="120" w:type="dxa"/>
-              <w:right w:w="180" w:type="dxa"/>
-            </w:tcMar>
-            <w:vAlign w:val="center"/>
-            <w:hideMark/>
-          </w:tcPr>
-          <w:p>
-            <w:r>
-              <w:t>Trích xuất đường viền (Contours)</w:t>
-            </w:r>
-          </w:p>
-        </w:tc>
-        <w:tc>
-          <w:tcPr>
-            <w:tcW w:w="0" w:type="auto"/>
-            <w:tcBorders>
-              <w:top w:val="single" w:sz="6" w:space="0" w:color="C4C7C5"/>
-              <w:left w:val="single" w:sz="6" w:space="0" w:color="C4C7C5"/>
-              <w:bottom w:val="single" w:sz="6" w:space="0" w:color="C4C7C5"/>
-              <w:right w:val="single" w:sz="6" w:space="0" w:color="C4C7C5"/>
-            </w:tcBorders>
-            <w:tcMar>
-              <w:top w:w="120" w:type="dxa"/>
-              <w:left w:w="180" w:type="dxa"/>
-              <w:bottom w:w="120" w:type="dxa"/>
-              <w:right w:w="180" w:type="dxa"/>
-            </w:tcMar>
-            <w:vAlign w:val="center"/>
-            <w:hideMark/>
-          </w:tcPr>
-          <w:p>
-            <w:r>
-              <w:t>Viết hàm cv2.findContours() để quét và tìm toàn bộ các đường viền bao quanh các khối trắng trên mặt nạ đã xử lý.</w:t>
-            </w:r>
-          </w:p>
-        </w:tc>
-        <w:tc>
-          <w:tcPr>
-            <w:tcW w:w="0" w:type="auto"/>
-            <w:tcBorders>
-              <w:top w:val="single" w:sz="6" w:space="0" w:color="C4C7C5"/>
-              <w:left w:val="single" w:sz="6" w:space="0" w:color="C4C7C5"/>
-              <w:bottom w:val="single" w:sz="6" w:space="0" w:color="C4C7C5"/>
-              <w:right w:val="single" w:sz="6" w:space="0" w:color="C4C7C5"/>
-            </w:tcBorders>
-            <w:tcMar>
-              <w:top w:w="120" w:type="dxa"/>
-              <w:left w:w="180" w:type="dxa"/>
-              <w:bottom w:w="120" w:type="dxa"/>
-              <w:right w:w="180" w:type="dxa"/>
-            </w:tcMar>
-            <w:vAlign w:val="center"/>
-            <w:hideMark/>
-          </w:tcPr>
-          <w:p>
-            <w:r>
-              <w:t>Cuối Tuần 6</w:t>
-            </w:r>
-          </w:p>
-        </w:tc>
-      </w:tr>
-      <w:tr>
-        <w:trPr>
-          <w:tblCellSpacing w:w="15" w:type="dxa"/>
-        </w:trPr>
-        <w:tc>
-          <w:tcPr>
-            <w:tcW w:w="0" w:type="auto"/>
-            <w:tcBorders>
-              <w:top w:val="single" w:sz="6" w:space="0" w:color="C4C7C5"/>
-              <w:left w:val="single" w:sz="6" w:space="0" w:color="C4C7C5"/>
-              <w:bottom w:val="single" w:sz="6" w:space="0" w:color="C4C7C5"/>
-              <w:right w:val="single" w:sz="6" w:space="0" w:color="C4C7C5"/>
-            </w:tcBorders>
-            <w:tcMar>
-              <w:top w:w="120" w:type="dxa"/>
-              <w:left w:w="180" w:type="dxa"/>
-              <w:bottom w:w="120" w:type="dxa"/>
-              <w:right w:w="180" w:type="dxa"/>
-            </w:tcMar>
-            <w:vAlign w:val="center"/>
-            <w:hideMark/>
-          </w:tcPr>
-          <w:p>
-            <w:r>
-              <w:t>TS3.3</w:t>
-            </w:r>
-          </w:p>
-        </w:tc>
-        <w:tc>
-          <w:tcPr>
-            <w:tcW w:w="0" w:type="auto"/>
-            <w:tcBorders>
-              <w:top w:val="single" w:sz="6" w:space="0" w:color="C4C7C5"/>
-              <w:left w:val="single" w:sz="6" w:space="0" w:color="C4C7C5"/>
-              <w:bottom w:val="single" w:sz="6" w:space="0" w:color="C4C7C5"/>
-              <w:right w:val="single" w:sz="6" w:space="0" w:color="C4C7C5"/>
-            </w:tcBorders>
-            <w:tcMar>
-              <w:top w:w="120" w:type="dxa"/>
-              <w:left w:w="180" w:type="dxa"/>
-              <w:bottom w:w="120" w:type="dxa"/>
-              <w:right w:w="180" w:type="dxa"/>
-            </w:tcMar>
-            <w:vAlign w:val="center"/>
-            <w:hideMark/>
-          </w:tcPr>
-          <w:p>
-            <w:r>
-              <w:t>Lọc contours theo tiêu chí hình học</w:t>
-            </w:r>
-          </w:p>
-        </w:tc>
-        <w:tc>
-          <w:tcPr>
-            <w:tcW w:w="0" w:type="auto"/>
-            <w:tcBorders>
-              <w:top w:val="single" w:sz="6" w:space="0" w:color="C4C7C5"/>
-              <w:left w:val="single" w:sz="6" w:space="0" w:color="C4C7C5"/>
-              <w:bottom w:val="single" w:sz="6" w:space="0" w:color="C4C7C5"/>
-              <w:right w:val="single" w:sz="6" w:space="0" w:color="C4C7C5"/>
-            </w:tcBorders>
-            <w:tcMar>
-              <w:top w:w="120" w:type="dxa"/>
-              <w:left w:w="180" w:type="dxa"/>
-              <w:bottom w:w="120" w:type="dxa"/>
-              <w:right w:w="180" w:type="dxa"/>
-            </w:tcMar>
-            <w:vAlign w:val="center"/>
-            <w:hideMark/>
-          </w:tcPr>
-          <w:p>
-            <w:r>
-              <w:t>Viết logic lọc các contours dựa trên Diện tích (Area) và Tỉ lệ khung hình (Aspect Ratio) để loại bỏ các vật thể quá nhỏ hoặc quá lớn không phải người/mũ.</w:t>
-            </w:r>
-          </w:p>
-        </w:tc>
-        <w:tc>
-          <w:tcPr>
-            <w:tcW w:w="0" w:type="auto"/>
-            <w:tcBorders>
-              <w:top w:val="single" w:sz="6" w:space="0" w:color="C4C7C5"/>
-              <w:left w:val="single" w:sz="6" w:space="0" w:color="C4C7C5"/>
-              <w:bottom w:val="single" w:sz="6" w:space="0" w:color="C4C7C5"/>
-              <w:right w:val="single" w:sz="6" w:space="0" w:color="C4C7C5"/>
-            </w:tcBorders>
-            <w:tcMar>
-              <w:top w:w="120" w:type="dxa"/>
-              <w:left w:w="180" w:type="dxa"/>
-              <w:bottom w:w="120" w:type="dxa"/>
-              <w:right w:w="180" w:type="dxa"/>
-            </w:tcMar>
-            <w:vAlign w:val="center"/>
-            <w:hideMark/>
-          </w:tcPr>
-          <w:p>
-            <w:r>
-              <w:t>Cuối Tuần 6</w:t>
-            </w:r>
-          </w:p>
-        </w:tc>
-      </w:tr>
-    </w:tbl>
-    <w:p>
-      <w:pPr>
-        <w:rPr>
-          <w:lang w:val="vi-VN"/>
-        </w:rPr>
-      </w:pPr>
-    </w:p>
-    <w:p>
-      <w:r>
-        <w:t>Sprint 4: Đếm đối tượng, Giao diện &amp; Hoàn thiện (Tuần 7 - 8)</w:t>
+          <w:numId w:val="9"/>
+        </w:numPr>
+      </w:pPr>
+      <w:r>
+        <w:rPr>
+          <w:b/>
+          <w:bCs/>
+        </w:rPr>
+        <w:lastRenderedPageBreak/>
+        <w:t>Task 2.3: Viết Backend API (FastAPI / Flask)</w:t>
+      </w:r>
+    </w:p>
+    <w:p>
+      <w:pPr>
+        <w:numPr>
+          <w:ilvl w:val="1"/>
+          <w:numId w:val="9"/>
+        </w:numPr>
+      </w:pPr>
+      <w:r>
+        <w:t>Tạo endpoint /api/detect nhận file ảnh.</w:t>
+      </w:r>
+    </w:p>
+    <w:p>
+      <w:pPr>
+        <w:numPr>
+          <w:ilvl w:val="1"/>
+          <w:numId w:val="9"/>
+        </w:numPr>
+      </w:pPr>
+      <w:r>
+        <w:t>Trả về JSON kết quả gồm: Số lượng người mặc, số lượng người không mặc, tổng số người và ảnh kết quả sau khi vẽ khung.</w:t>
+      </w:r>
+    </w:p>
+    <w:p>
+      <w:pPr>
+        <w:rPr>
+          <w:b/>
+          <w:bCs/>
+        </w:rPr>
+      </w:pPr>
+      <w:r>
+        <w:rPr>
+          <w:b/>
+          <w:bCs/>
+        </w:rPr>
+        <w:t>SPRINT 3: Phát triển Frontend &amp; Tích hợp Hệ thống (Tuần 5)</w:t>
+      </w:r>
+    </w:p>
+    <w:p>
+      <w:r>
+        <w:rPr>
+          <w:b/>
+          <w:bCs/>
+        </w:rPr>
+        <w:t>Mục tiêu Sprint:</w:t>
+      </w:r>
+      <w:r>
+        <w:t xml:space="preserve"> Thiết kế giao diện web trực quan và kết nối hoàn chỉnh với Backend.</w:t>
       </w:r>
     </w:p>
     <w:p>
       <w:pPr>
         <w:numPr>
           <w:ilvl w:val="0"/>
-          <w:numId w:val="7"/>
-        </w:numPr>
-      </w:pPr>
-      <w:r>
-        <w:t>Mục tiêu: Hoàn thiện sản phẩm trực quan (Giao diện Streamlit), tích hợp toàn bộ code và làm báo cáo.</w:t>
+          <w:numId w:val="10"/>
+        </w:numPr>
+      </w:pPr>
+      <w:r>
+        <w:rPr>
+          <w:b/>
+          <w:bCs/>
+        </w:rPr>
+        <w:t>Task 3.1: Xây dựng giao diện Web (UI/UX)</w:t>
+      </w:r>
+    </w:p>
+    <w:p>
+      <w:pPr>
+        <w:numPr>
+          <w:ilvl w:val="1"/>
+          <w:numId w:val="10"/>
+        </w:numPr>
+      </w:pPr>
+      <w:r>
+        <w:rPr>
+          <w:i/>
+          <w:iCs/>
+        </w:rPr>
+        <w:t>Gợi ý công cụ:</w:t>
+      </w:r>
+      <w:r>
+        <w:t xml:space="preserve"> Dùng </w:t>
+      </w:r>
+      <w:r>
+        <w:rPr>
+          <w:b/>
+          <w:bCs/>
+        </w:rPr>
+        <w:t>Streamlit</w:t>
+      </w:r>
+      <w:r>
+        <w:t xml:space="preserve"> (nếu muốn làm nhanh bằng Python) hoặc </w:t>
+      </w:r>
+      <w:r>
+        <w:rPr>
+          <w:b/>
+          <w:bCs/>
+        </w:rPr>
+        <w:t>ReactJS / Tailwind CSS</w:t>
+      </w:r>
+      <w:r>
+        <w:t xml:space="preserve"> (nếu muốn giao diện đẹp, chuyên nghiệp để ghi điểm với giảng viên).</w:t>
+      </w:r>
+    </w:p>
+    <w:p>
+      <w:pPr>
+        <w:numPr>
+          <w:ilvl w:val="1"/>
+          <w:numId w:val="10"/>
+        </w:numPr>
+      </w:pPr>
+      <w:r>
+        <w:t>Thiết kế màn hình chính gồm:</w:t>
+      </w:r>
+    </w:p>
+    <w:p>
+      <w:pPr>
+        <w:numPr>
+          <w:ilvl w:val="2"/>
+          <w:numId w:val="10"/>
+        </w:numPr>
+      </w:pPr>
+      <w:r>
+        <w:t xml:space="preserve">Khu vực </w:t>
+      </w:r>
+      <w:r>
+        <w:rPr>
+          <w:b/>
+          <w:bCs/>
+        </w:rPr>
+        <w:t>Kéo thả / Tải ảnh lên (Drag &amp; Drop Uploader)</w:t>
+      </w:r>
+      <w:r>
+        <w:t>.</w:t>
+      </w:r>
+    </w:p>
+    <w:p>
+      <w:pPr>
+        <w:numPr>
+          <w:ilvl w:val="2"/>
+          <w:numId w:val="10"/>
+        </w:numPr>
+      </w:pPr>
+      <w:r>
+        <w:t xml:space="preserve">Nút bấm </w:t>
+      </w:r>
+      <w:r>
+        <w:rPr>
+          <w:b/>
+          <w:bCs/>
+        </w:rPr>
+        <w:t>"Bắt đầu phân tích"</w:t>
+      </w:r>
+      <w:r>
+        <w:t>.</w:t>
       </w:r>
     </w:p>
     <w:p>
       <w:pPr>
         <w:numPr>
           <w:ilvl w:val="0"/>
-          <w:numId w:val="7"/>
+          <w:numId w:val="10"/>
+        </w:numPr>
+      </w:pPr>
+      <w:r>
+        <w:rPr>
+          <w:b/>
+          <w:bCs/>
+        </w:rPr>
+        <w:t>Task 3.2: Xây dựng Dashboard hiển thị kết quả</w:t>
+      </w:r>
+    </w:p>
+    <w:p>
+      <w:pPr>
+        <w:numPr>
+          <w:ilvl w:val="1"/>
+          <w:numId w:val="10"/>
+        </w:numPr>
+      </w:pPr>
+      <w:r>
+        <w:t>Hiển thị ảnh gốc và ảnh sau khi AI đã khoanh vùng, đánh dấu màu sắc (Ví dụ: Khung xanh cho người mặc đồ bảo hộ, khung đỏ cho người vi phạm).</w:t>
+      </w:r>
+    </w:p>
+    <w:p>
+      <w:pPr>
+        <w:numPr>
+          <w:ilvl w:val="1"/>
+          <w:numId w:val="10"/>
+        </w:numPr>
+      </w:pPr>
+      <w:r>
+        <w:t xml:space="preserve">Thiết kế các </w:t>
+      </w:r>
+      <w:r>
+        <w:rPr>
+          <w:b/>
+          <w:bCs/>
+        </w:rPr>
+        <w:t>Card thống kê nhanh</w:t>
+      </w:r>
+      <w:r>
+        <w:t>:</w:t>
+      </w:r>
+    </w:p>
+    <w:p>
+      <w:pPr>
+        <w:numPr>
+          <w:ilvl w:val="2"/>
+          <w:numId w:val="10"/>
+        </w:numPr>
+      </w:pPr>
+      <w:r>
+        <w:t>Tổng số người phát hiện.</w:t>
+      </w:r>
+    </w:p>
+    <w:p>
+      <w:pPr>
+        <w:numPr>
+          <w:ilvl w:val="2"/>
+          <w:numId w:val="10"/>
+        </w:numPr>
+      </w:pPr>
+      <w:r>
+        <w:t>Số lượng tuân thủ an toàn (Safe).</w:t>
+      </w:r>
+    </w:p>
+    <w:p>
+      <w:pPr>
+        <w:numPr>
+          <w:ilvl w:val="2"/>
+          <w:numId w:val="10"/>
+        </w:numPr>
+      </w:pPr>
+      <w:r>
+        <w:t>Số lượng vi phạm (Unsafe).</w:t>
+      </w:r>
+    </w:p>
+    <w:p>
+      <w:pPr>
+        <w:numPr>
+          <w:ilvl w:val="0"/>
+          <w:numId w:val="10"/>
+        </w:numPr>
+      </w:pPr>
+      <w:r>
+        <w:rPr>
+          <w:b/>
+          <w:bCs/>
+        </w:rPr>
+        <w:t>Task 3.3: Tích hợp Frontend &amp; Backend (Integration Test)</w:t>
+      </w:r>
+    </w:p>
+    <w:p>
+      <w:pPr>
+        <w:numPr>
+          <w:ilvl w:val="1"/>
+          <w:numId w:val="10"/>
+        </w:numPr>
+      </w:pPr>
+      <w:r>
+        <w:t>Kết nối API từ giao diện lên server Backend.</w:t>
+      </w:r>
+    </w:p>
+    <w:p>
+      <w:pPr>
+        <w:numPr>
+          <w:ilvl w:val="1"/>
+          <w:numId w:val="10"/>
+        </w:numPr>
+      </w:pPr>
+      <w:r>
+        <w:t>Thêm hiệu ứng Loading (Spinner) trong lúc chờ hệ thống chạy các thuật toán xử lý ảnh và AI inference.</w:t>
+      </w:r>
+    </w:p>
+    <w:p>
+      <w:pPr>
+        <w:rPr>
+          <w:b/>
+          <w:bCs/>
+        </w:rPr>
+      </w:pPr>
+      <w:r>
+        <w:rPr>
+          <w:b/>
+          <w:bCs/>
+        </w:rPr>
+        <w:t>SPRINT 4: Kiểm thử, Tinh chỉnh &amp; Viết Báo cáo (Tuần 6)</w:t>
+      </w:r>
+    </w:p>
+    <w:p>
+      <w:r>
+        <w:rPr>
+          <w:b/>
+          <w:bCs/>
+        </w:rPr>
+        <w:t>Mục tiêu Sprint:</w:t>
+      </w:r>
+      <w:r>
+        <w:t xml:space="preserve"> Fix lỗi toàn hệ thống, hoàn thiện cuốn báo cáo chuẩn môn Xử lý ảnh và chuẩn bị Slide bảo vệ.</w:t>
+      </w:r>
+    </w:p>
+    <w:p>
+      <w:pPr>
+        <w:numPr>
+          <w:ilvl w:val="0"/>
+          <w:numId w:val="11"/>
+        </w:numPr>
+      </w:pPr>
+      <w:r>
+        <w:rPr>
+          <w:b/>
+          <w:bCs/>
+        </w:rPr>
+        <w:t>Task 4.1: Kiểm thử hệ thống (Testing &amp; Edge Cases)</w:t>
+      </w:r>
+    </w:p>
+    <w:p>
+      <w:pPr>
+        <w:numPr>
+          <w:ilvl w:val="1"/>
+          <w:numId w:val="11"/>
         </w:numPr>
       </w:pPr>
       <w:r>
         <w:lastRenderedPageBreak/>
-        <w:t>Người phụ trách chính</w:t>
-      </w:r>
-      <w:r>
-        <w:rPr>
-          <w:lang w:val="vi-VN"/>
-        </w:rPr>
-        <w:t>: cả nhóm</w:t>
-      </w:r>
-    </w:p>
-    <w:tbl>
-      <w:tblPr>
-        <w:tblW w:w="0" w:type="auto"/>
-        <w:tblCellSpacing w:w="15" w:type="dxa"/>
-        <w:tblCellMar>
-          <w:top w:w="15" w:type="dxa"/>
-          <w:left w:w="15" w:type="dxa"/>
-          <w:bottom w:w="15" w:type="dxa"/>
-          <w:right w:w="15" w:type="dxa"/>
-        </w:tblCellMar>
-        <w:tblLook w:val="04A0" w:firstRow="1" w:lastRow="0" w:firstColumn="1" w:lastColumn="0" w:noHBand="0" w:noVBand="1"/>
-      </w:tblPr>
-      <w:tblGrid>
-        <w:gridCol w:w="1031"/>
-        <w:gridCol w:w="2301"/>
-        <w:gridCol w:w="4637"/>
-        <w:gridCol w:w="1375"/>
-      </w:tblGrid>
-      <w:tr>
-        <w:trPr>
-          <w:tblHeader/>
-          <w:tblCellSpacing w:w="15" w:type="dxa"/>
-        </w:trPr>
-        <w:tc>
-          <w:tcPr>
-            <w:tcW w:w="0" w:type="auto"/>
-            <w:tcBorders>
-              <w:top w:val="single" w:sz="6" w:space="0" w:color="C4C7C5"/>
-              <w:left w:val="single" w:sz="6" w:space="0" w:color="C4C7C5"/>
-              <w:bottom w:val="single" w:sz="6" w:space="0" w:color="C4C7C5"/>
-              <w:right w:val="single" w:sz="6" w:space="0" w:color="C4C7C5"/>
-            </w:tcBorders>
-            <w:tcMar>
-              <w:top w:w="120" w:type="dxa"/>
-              <w:left w:w="180" w:type="dxa"/>
-              <w:bottom w:w="120" w:type="dxa"/>
-              <w:right w:w="180" w:type="dxa"/>
-            </w:tcMar>
-            <w:vAlign w:val="center"/>
-            <w:hideMark/>
-          </w:tcPr>
-          <w:p>
-            <w:r>
-              <w:t>Mã Task</w:t>
-            </w:r>
-          </w:p>
-        </w:tc>
-        <w:tc>
-          <w:tcPr>
-            <w:tcW w:w="0" w:type="auto"/>
-            <w:tcBorders>
-              <w:top w:val="single" w:sz="6" w:space="0" w:color="C4C7C5"/>
-              <w:left w:val="single" w:sz="6" w:space="0" w:color="C4C7C5"/>
-              <w:bottom w:val="single" w:sz="6" w:space="0" w:color="C4C7C5"/>
-              <w:right w:val="single" w:sz="6" w:space="0" w:color="C4C7C5"/>
-            </w:tcBorders>
-            <w:tcMar>
-              <w:top w:w="120" w:type="dxa"/>
-              <w:left w:w="180" w:type="dxa"/>
-              <w:bottom w:w="120" w:type="dxa"/>
-              <w:right w:w="180" w:type="dxa"/>
-            </w:tcMar>
-            <w:vAlign w:val="center"/>
-            <w:hideMark/>
-          </w:tcPr>
-          <w:p>
-            <w:r>
-              <w:t>Tên Task chi tiết</w:t>
-            </w:r>
-          </w:p>
-        </w:tc>
-        <w:tc>
-          <w:tcPr>
-            <w:tcW w:w="0" w:type="auto"/>
-            <w:tcBorders>
-              <w:top w:val="single" w:sz="6" w:space="0" w:color="C4C7C5"/>
-              <w:left w:val="single" w:sz="6" w:space="0" w:color="C4C7C5"/>
-              <w:bottom w:val="single" w:sz="6" w:space="0" w:color="C4C7C5"/>
-              <w:right w:val="single" w:sz="6" w:space="0" w:color="C4C7C5"/>
-            </w:tcBorders>
-            <w:tcMar>
-              <w:top w:w="120" w:type="dxa"/>
-              <w:left w:w="180" w:type="dxa"/>
-              <w:bottom w:w="120" w:type="dxa"/>
-              <w:right w:w="180" w:type="dxa"/>
-            </w:tcMar>
-            <w:vAlign w:val="center"/>
-            <w:hideMark/>
-          </w:tcPr>
-          <w:p>
-            <w:r>
-              <w:t>Mô tả công việc cụ thể</w:t>
-            </w:r>
-          </w:p>
-        </w:tc>
-        <w:tc>
-          <w:tcPr>
-            <w:tcW w:w="0" w:type="auto"/>
-            <w:tcBorders>
-              <w:top w:val="single" w:sz="6" w:space="0" w:color="C4C7C5"/>
-              <w:left w:val="single" w:sz="6" w:space="0" w:color="C4C7C5"/>
-              <w:bottom w:val="single" w:sz="6" w:space="0" w:color="C4C7C5"/>
-              <w:right w:val="single" w:sz="6" w:space="0" w:color="C4C7C5"/>
-            </w:tcBorders>
-            <w:tcMar>
-              <w:top w:w="120" w:type="dxa"/>
-              <w:left w:w="180" w:type="dxa"/>
-              <w:bottom w:w="120" w:type="dxa"/>
-              <w:right w:w="180" w:type="dxa"/>
-            </w:tcMar>
-            <w:vAlign w:val="center"/>
-            <w:hideMark/>
-          </w:tcPr>
-          <w:p>
-            <w:r>
-              <w:t>Deadline</w:t>
-            </w:r>
-          </w:p>
-        </w:tc>
-      </w:tr>
-      <w:tr>
-        <w:trPr>
-          <w:tblCellSpacing w:w="15" w:type="dxa"/>
-        </w:trPr>
-        <w:tc>
-          <w:tcPr>
-            <w:tcW w:w="0" w:type="auto"/>
-            <w:tcBorders>
-              <w:top w:val="single" w:sz="6" w:space="0" w:color="C4C7C5"/>
-              <w:left w:val="single" w:sz="6" w:space="0" w:color="C4C7C5"/>
-              <w:bottom w:val="single" w:sz="6" w:space="0" w:color="C4C7C5"/>
-              <w:right w:val="single" w:sz="6" w:space="0" w:color="C4C7C5"/>
-            </w:tcBorders>
-            <w:tcMar>
-              <w:top w:w="120" w:type="dxa"/>
-              <w:left w:w="180" w:type="dxa"/>
-              <w:bottom w:w="120" w:type="dxa"/>
-              <w:right w:w="180" w:type="dxa"/>
-            </w:tcMar>
-            <w:vAlign w:val="center"/>
-            <w:hideMark/>
-          </w:tcPr>
-          <w:p>
-            <w:r>
-              <w:t>TS4.1</w:t>
-            </w:r>
-          </w:p>
-        </w:tc>
-        <w:tc>
-          <w:tcPr>
-            <w:tcW w:w="0" w:type="auto"/>
-            <w:tcBorders>
-              <w:top w:val="single" w:sz="6" w:space="0" w:color="C4C7C5"/>
-              <w:left w:val="single" w:sz="6" w:space="0" w:color="C4C7C5"/>
-              <w:bottom w:val="single" w:sz="6" w:space="0" w:color="C4C7C5"/>
-              <w:right w:val="single" w:sz="6" w:space="0" w:color="C4C7C5"/>
-            </w:tcBorders>
-            <w:tcMar>
-              <w:top w:w="120" w:type="dxa"/>
-              <w:left w:w="180" w:type="dxa"/>
-              <w:bottom w:w="120" w:type="dxa"/>
-              <w:right w:w="180" w:type="dxa"/>
-            </w:tcMar>
-            <w:vAlign w:val="center"/>
-            <w:hideMark/>
-          </w:tcPr>
-          <w:p>
-            <w:r>
-              <w:t>Viết logic đếm và vẽ Bounding Box</w:t>
-            </w:r>
-          </w:p>
-        </w:tc>
-        <w:tc>
-          <w:tcPr>
-            <w:tcW w:w="0" w:type="auto"/>
-            <w:tcBorders>
-              <w:top w:val="single" w:sz="6" w:space="0" w:color="C4C7C5"/>
-              <w:left w:val="single" w:sz="6" w:space="0" w:color="C4C7C5"/>
-              <w:bottom w:val="single" w:sz="6" w:space="0" w:color="C4C7C5"/>
-              <w:right w:val="single" w:sz="6" w:space="0" w:color="C4C7C5"/>
-            </w:tcBorders>
-            <w:tcMar>
-              <w:top w:w="120" w:type="dxa"/>
-              <w:left w:w="180" w:type="dxa"/>
-              <w:bottom w:w="120" w:type="dxa"/>
-              <w:right w:w="180" w:type="dxa"/>
-            </w:tcMar>
-            <w:vAlign w:val="center"/>
-            <w:hideMark/>
-          </w:tcPr>
-          <w:p>
-            <w:r>
-              <w:t>Lập trình hàm đếm số lượng contours hợp lệ, dùng cv2.rectangle() vẽ khung chữ nhật và cv2.putText() hiển thị số lượng lên ảnh.</w:t>
-            </w:r>
-          </w:p>
-        </w:tc>
-        <w:tc>
-          <w:tcPr>
-            <w:tcW w:w="0" w:type="auto"/>
-            <w:tcBorders>
-              <w:top w:val="single" w:sz="6" w:space="0" w:color="C4C7C5"/>
-              <w:left w:val="single" w:sz="6" w:space="0" w:color="C4C7C5"/>
-              <w:bottom w:val="single" w:sz="6" w:space="0" w:color="C4C7C5"/>
-              <w:right w:val="single" w:sz="6" w:space="0" w:color="C4C7C5"/>
-            </w:tcBorders>
-            <w:tcMar>
-              <w:top w:w="120" w:type="dxa"/>
-              <w:left w:w="180" w:type="dxa"/>
-              <w:bottom w:w="120" w:type="dxa"/>
-              <w:right w:w="180" w:type="dxa"/>
-            </w:tcMar>
-            <w:vAlign w:val="center"/>
-            <w:hideMark/>
-          </w:tcPr>
-          <w:p>
-            <w:r>
-              <w:t>Giữa Tuần 7</w:t>
-            </w:r>
-          </w:p>
-        </w:tc>
-      </w:tr>
-      <w:tr>
-        <w:trPr>
-          <w:tblCellSpacing w:w="15" w:type="dxa"/>
-        </w:trPr>
-        <w:tc>
-          <w:tcPr>
-            <w:tcW w:w="0" w:type="auto"/>
-            <w:tcBorders>
-              <w:top w:val="single" w:sz="6" w:space="0" w:color="C4C7C5"/>
-              <w:left w:val="single" w:sz="6" w:space="0" w:color="C4C7C5"/>
-              <w:bottom w:val="single" w:sz="6" w:space="0" w:color="C4C7C5"/>
-              <w:right w:val="single" w:sz="6" w:space="0" w:color="C4C7C5"/>
-            </w:tcBorders>
-            <w:tcMar>
-              <w:top w:w="120" w:type="dxa"/>
-              <w:left w:w="180" w:type="dxa"/>
-              <w:bottom w:w="120" w:type="dxa"/>
-              <w:right w:w="180" w:type="dxa"/>
-            </w:tcMar>
-            <w:vAlign w:val="center"/>
-            <w:hideMark/>
-          </w:tcPr>
-          <w:p>
-            <w:r>
-              <w:t>TS4.2</w:t>
-            </w:r>
-          </w:p>
-        </w:tc>
-        <w:tc>
-          <w:tcPr>
-            <w:tcW w:w="0" w:type="auto"/>
-            <w:tcBorders>
-              <w:top w:val="single" w:sz="6" w:space="0" w:color="C4C7C5"/>
-              <w:left w:val="single" w:sz="6" w:space="0" w:color="C4C7C5"/>
-              <w:bottom w:val="single" w:sz="6" w:space="0" w:color="C4C7C5"/>
-              <w:right w:val="single" w:sz="6" w:space="0" w:color="C4C7C5"/>
-            </w:tcBorders>
-            <w:tcMar>
-              <w:top w:w="120" w:type="dxa"/>
-              <w:left w:w="180" w:type="dxa"/>
-              <w:bottom w:w="120" w:type="dxa"/>
-              <w:right w:w="180" w:type="dxa"/>
-            </w:tcMar>
-            <w:vAlign w:val="center"/>
-            <w:hideMark/>
-          </w:tcPr>
-          <w:p>
-            <w:r>
-              <w:t>Xây dựng giao diện Streamlit (UI)</w:t>
-            </w:r>
-          </w:p>
-        </w:tc>
-        <w:tc>
-          <w:tcPr>
-            <w:tcW w:w="0" w:type="auto"/>
-            <w:tcBorders>
-              <w:top w:val="single" w:sz="6" w:space="0" w:color="C4C7C5"/>
-              <w:left w:val="single" w:sz="6" w:space="0" w:color="C4C7C5"/>
-              <w:bottom w:val="single" w:sz="6" w:space="0" w:color="C4C7C5"/>
-              <w:right w:val="single" w:sz="6" w:space="0" w:color="C4C7C5"/>
-            </w:tcBorders>
-            <w:tcMar>
-              <w:top w:w="120" w:type="dxa"/>
-              <w:left w:w="180" w:type="dxa"/>
-              <w:bottom w:w="120" w:type="dxa"/>
-              <w:right w:w="180" w:type="dxa"/>
-            </w:tcMar>
-            <w:vAlign w:val="center"/>
-            <w:hideMark/>
-          </w:tcPr>
-          <w:p>
-            <w:r>
-              <w:t>Lập trình ứng dụng web mini cho phép người dùng tải ảnh lên, hiển thị song song ảnh gốc và ảnh kết quả sau xử lý.</w:t>
-            </w:r>
-          </w:p>
-        </w:tc>
-        <w:tc>
-          <w:tcPr>
-            <w:tcW w:w="0" w:type="auto"/>
-            <w:tcBorders>
-              <w:top w:val="single" w:sz="6" w:space="0" w:color="C4C7C5"/>
-              <w:left w:val="single" w:sz="6" w:space="0" w:color="C4C7C5"/>
-              <w:bottom w:val="single" w:sz="6" w:space="0" w:color="C4C7C5"/>
-              <w:right w:val="single" w:sz="6" w:space="0" w:color="C4C7C5"/>
-            </w:tcBorders>
-            <w:tcMar>
-              <w:top w:w="120" w:type="dxa"/>
-              <w:left w:w="180" w:type="dxa"/>
-              <w:bottom w:w="120" w:type="dxa"/>
-              <w:right w:w="180" w:type="dxa"/>
-            </w:tcMar>
-            <w:vAlign w:val="center"/>
-            <w:hideMark/>
-          </w:tcPr>
-          <w:p>
-            <w:r>
-              <w:t>Cuối Tuần 7</w:t>
-            </w:r>
-          </w:p>
-        </w:tc>
-      </w:tr>
-      <w:tr>
-        <w:trPr>
-          <w:tblCellSpacing w:w="15" w:type="dxa"/>
-        </w:trPr>
-        <w:tc>
-          <w:tcPr>
-            <w:tcW w:w="0" w:type="auto"/>
-            <w:tcBorders>
-              <w:top w:val="single" w:sz="6" w:space="0" w:color="C4C7C5"/>
-              <w:left w:val="single" w:sz="6" w:space="0" w:color="C4C7C5"/>
-              <w:bottom w:val="single" w:sz="6" w:space="0" w:color="C4C7C5"/>
-              <w:right w:val="single" w:sz="6" w:space="0" w:color="C4C7C5"/>
-            </w:tcBorders>
-            <w:tcMar>
-              <w:top w:w="120" w:type="dxa"/>
-              <w:left w:w="180" w:type="dxa"/>
-              <w:bottom w:w="120" w:type="dxa"/>
-              <w:right w:w="180" w:type="dxa"/>
-            </w:tcMar>
-            <w:vAlign w:val="center"/>
-            <w:hideMark/>
-          </w:tcPr>
-          <w:p>
-            <w:r>
-              <w:t>TS4.3</w:t>
-            </w:r>
-          </w:p>
-        </w:tc>
-        <w:tc>
-          <w:tcPr>
-            <w:tcW w:w="0" w:type="auto"/>
-            <w:tcBorders>
-              <w:top w:val="single" w:sz="6" w:space="0" w:color="C4C7C5"/>
-              <w:left w:val="single" w:sz="6" w:space="0" w:color="C4C7C5"/>
-              <w:bottom w:val="single" w:sz="6" w:space="0" w:color="C4C7C5"/>
-              <w:right w:val="single" w:sz="6" w:space="0" w:color="C4C7C5"/>
-            </w:tcBorders>
-            <w:tcMar>
-              <w:top w:w="120" w:type="dxa"/>
-              <w:left w:w="180" w:type="dxa"/>
-              <w:bottom w:w="120" w:type="dxa"/>
-              <w:right w:w="180" w:type="dxa"/>
-            </w:tcMar>
-            <w:vAlign w:val="center"/>
-            <w:hideMark/>
-          </w:tcPr>
-          <w:p>
-            <w:r>
-              <w:t>Tích hợp toàn bộ hệ thống (Integration)</w:t>
-            </w:r>
-          </w:p>
-        </w:tc>
-        <w:tc>
-          <w:tcPr>
-            <w:tcW w:w="0" w:type="auto"/>
-            <w:tcBorders>
-              <w:top w:val="single" w:sz="6" w:space="0" w:color="C4C7C5"/>
-              <w:left w:val="single" w:sz="6" w:space="0" w:color="C4C7C5"/>
-              <w:bottom w:val="single" w:sz="6" w:space="0" w:color="C4C7C5"/>
-              <w:right w:val="single" w:sz="6" w:space="0" w:color="C4C7C5"/>
-            </w:tcBorders>
-            <w:tcMar>
-              <w:top w:w="120" w:type="dxa"/>
-              <w:left w:w="180" w:type="dxa"/>
-              <w:bottom w:w="120" w:type="dxa"/>
-              <w:right w:w="180" w:type="dxa"/>
-            </w:tcMar>
-            <w:vAlign w:val="center"/>
-            <w:hideMark/>
-          </w:tcPr>
-          <w:p>
-            <w:r>
-              <w:t>Nhóm trưởng kéo toàn bộ code của 3 thành viên vào chung một nhánh code chính, test tổng thể với tập dữ liệu mẫu.</w:t>
-            </w:r>
-          </w:p>
-        </w:tc>
-        <w:tc>
-          <w:tcPr>
-            <w:tcW w:w="0" w:type="auto"/>
-            <w:tcBorders>
-              <w:top w:val="single" w:sz="6" w:space="0" w:color="C4C7C5"/>
-              <w:left w:val="single" w:sz="6" w:space="0" w:color="C4C7C5"/>
-              <w:bottom w:val="single" w:sz="6" w:space="0" w:color="C4C7C5"/>
-              <w:right w:val="single" w:sz="6" w:space="0" w:color="C4C7C5"/>
-            </w:tcBorders>
-            <w:tcMar>
-              <w:top w:w="120" w:type="dxa"/>
-              <w:left w:w="180" w:type="dxa"/>
-              <w:bottom w:w="120" w:type="dxa"/>
-              <w:right w:w="180" w:type="dxa"/>
-            </w:tcMar>
-            <w:vAlign w:val="center"/>
-            <w:hideMark/>
-          </w:tcPr>
-          <w:p>
-            <w:r>
-              <w:t>Cuối Tuần 7</w:t>
-            </w:r>
-          </w:p>
-        </w:tc>
-      </w:tr>
-      <w:tr>
-        <w:trPr>
-          <w:tblCellSpacing w:w="15" w:type="dxa"/>
-        </w:trPr>
-        <w:tc>
-          <w:tcPr>
-            <w:tcW w:w="0" w:type="auto"/>
-            <w:tcBorders>
-              <w:top w:val="single" w:sz="6" w:space="0" w:color="C4C7C5"/>
-              <w:left w:val="single" w:sz="6" w:space="0" w:color="C4C7C5"/>
-              <w:bottom w:val="single" w:sz="6" w:space="0" w:color="C4C7C5"/>
-              <w:right w:val="single" w:sz="6" w:space="0" w:color="C4C7C5"/>
-            </w:tcBorders>
-            <w:tcMar>
-              <w:top w:w="120" w:type="dxa"/>
-              <w:left w:w="180" w:type="dxa"/>
-              <w:bottom w:w="120" w:type="dxa"/>
-              <w:right w:w="180" w:type="dxa"/>
-            </w:tcMar>
-            <w:vAlign w:val="center"/>
-            <w:hideMark/>
-          </w:tcPr>
-          <w:p>
-            <w:r>
-              <w:t>TS4.4</w:t>
-            </w:r>
-          </w:p>
-        </w:tc>
-        <w:tc>
-          <w:tcPr>
-            <w:tcW w:w="0" w:type="auto"/>
-            <w:tcBorders>
-              <w:top w:val="single" w:sz="6" w:space="0" w:color="C4C7C5"/>
-              <w:left w:val="single" w:sz="6" w:space="0" w:color="C4C7C5"/>
-              <w:bottom w:val="single" w:sz="6" w:space="0" w:color="C4C7C5"/>
-              <w:right w:val="single" w:sz="6" w:space="0" w:color="C4C7C5"/>
-            </w:tcBorders>
-            <w:tcMar>
-              <w:top w:w="120" w:type="dxa"/>
-              <w:left w:w="180" w:type="dxa"/>
-              <w:bottom w:w="120" w:type="dxa"/>
-              <w:right w:w="180" w:type="dxa"/>
-            </w:tcMar>
-            <w:vAlign w:val="center"/>
-            <w:hideMark/>
-          </w:tcPr>
-          <w:p>
-            <w:r>
-              <w:t>Viết báo cáo đồ án &amp; Làm Slide</w:t>
-            </w:r>
-          </w:p>
-        </w:tc>
-        <w:tc>
-          <w:tcPr>
-            <w:tcW w:w="0" w:type="auto"/>
-            <w:tcBorders>
-              <w:top w:val="single" w:sz="6" w:space="0" w:color="C4C7C5"/>
-              <w:left w:val="single" w:sz="6" w:space="0" w:color="C4C7C5"/>
-              <w:bottom w:val="single" w:sz="6" w:space="0" w:color="C4C7C5"/>
-              <w:right w:val="single" w:sz="6" w:space="0" w:color="C4C7C5"/>
-            </w:tcBorders>
-            <w:tcMar>
-              <w:top w:w="120" w:type="dxa"/>
-              <w:left w:w="180" w:type="dxa"/>
-              <w:bottom w:w="120" w:type="dxa"/>
-              <w:right w:w="180" w:type="dxa"/>
-            </w:tcMar>
-            <w:vAlign w:val="center"/>
-            <w:hideMark/>
-          </w:tcPr>
-          <w:p>
-            <w:r>
-              <w:t>Soạn tài liệu báo cáo học thuật (Cơ sở lý thuyết, sơ đồ khối, kết quả thực nghiệm) và chuẩn bị slide bảo vệ.</w:t>
-            </w:r>
-          </w:p>
-        </w:tc>
-        <w:tc>
-          <w:tcPr>
-            <w:tcW w:w="0" w:type="auto"/>
-            <w:tcBorders>
-              <w:top w:val="single" w:sz="6" w:space="0" w:color="C4C7C5"/>
-              <w:left w:val="single" w:sz="6" w:space="0" w:color="C4C7C5"/>
-              <w:bottom w:val="single" w:sz="6" w:space="0" w:color="C4C7C5"/>
-              <w:right w:val="single" w:sz="6" w:space="0" w:color="C4C7C5"/>
-            </w:tcBorders>
-            <w:tcMar>
-              <w:top w:w="120" w:type="dxa"/>
-              <w:left w:w="180" w:type="dxa"/>
-              <w:bottom w:w="120" w:type="dxa"/>
-              <w:right w:w="180" w:type="dxa"/>
-            </w:tcMar>
-            <w:vAlign w:val="center"/>
-            <w:hideMark/>
-          </w:tcPr>
-          <w:p>
-            <w:r>
-              <w:t>Cuối Tuần 8</w:t>
-            </w:r>
-          </w:p>
-        </w:tc>
-      </w:tr>
-    </w:tbl>
+        <w:t>Kiểm tra với các ảnh đặc thù: Ảnh tối tăm (để chứng minh thuật toán CLAHE ở Sprint 1 phát huy tác dụng), ảnh quá nhiều chi tiết nhiễu.</w:t>
+      </w:r>
+    </w:p>
+    <w:p>
+      <w:pPr>
+        <w:numPr>
+          <w:ilvl w:val="1"/>
+          <w:numId w:val="11"/>
+        </w:numPr>
+      </w:pPr>
+      <w:r>
+        <w:t>Đo lường thời gian xử lý (Latency) của toàn bộ pipeline từ lúc upload đến khi trả kết quả.</w:t>
+      </w:r>
+    </w:p>
+    <w:p>
+      <w:pPr>
+        <w:numPr>
+          <w:ilvl w:val="1"/>
+          <w:numId w:val="11"/>
+        </w:numPr>
+      </w:pPr>
+      <w:r>
+        <w:t>Khắc phục các lỗi phát sinh (CORS error, lỗi định dạng ảnh PNG/JPG, lỗi tràn bộ nhớ).</w:t>
+      </w:r>
+    </w:p>
+    <w:p>
+      <w:pPr>
+        <w:numPr>
+          <w:ilvl w:val="0"/>
+          <w:numId w:val="11"/>
+        </w:numPr>
+      </w:pPr>
+      <w:r>
+        <w:rPr>
+          <w:b/>
+          <w:bCs/>
+        </w:rPr>
+        <w:t>Task 4.2: Viết Báo cáo Bài tập lớn (Documentation)</w:t>
+      </w:r>
+    </w:p>
+    <w:p>
+      <w:pPr>
+        <w:numPr>
+          <w:ilvl w:val="1"/>
+          <w:numId w:val="11"/>
+        </w:numPr>
+      </w:pPr>
+      <w:r>
+        <w:rPr>
+          <w:i/>
+          <w:iCs/>
+        </w:rPr>
+        <w:t>Chương 1: Giới thiệu đề tài và tính cấp thiết.</w:t>
+      </w:r>
+    </w:p>
+    <w:p>
+      <w:pPr>
+        <w:numPr>
+          <w:ilvl w:val="1"/>
+          <w:numId w:val="11"/>
+        </w:numPr>
+      </w:pPr>
+      <w:r>
+        <w:rPr>
+          <w:i/>
+          <w:iCs/>
+        </w:rPr>
+        <w:t>Chương 2: Cơ sở lý thuyết (Trình bày kỹ các thuật toán Xử lý ảnh truyền thống đã dùng: Không gian màu, CLAHE, Lọc nhiễu, Hình thái học).</w:t>
+      </w:r>
+    </w:p>
+    <w:p>
+      <w:pPr>
+        <w:numPr>
+          <w:ilvl w:val="1"/>
+          <w:numId w:val="11"/>
+        </w:numPr>
+      </w:pPr>
+      <w:r>
+        <w:rPr>
+          <w:i/>
+          <w:iCs/>
+        </w:rPr>
+        <w:t>Chương 3: Thiết kế hệ thống (Kiến trúc Hybrid: Kết hợp Xử lý ảnh + YOLO).</w:t>
+      </w:r>
+    </w:p>
+    <w:p>
+      <w:pPr>
+        <w:numPr>
+          <w:ilvl w:val="1"/>
+          <w:numId w:val="11"/>
+        </w:numPr>
+      </w:pPr>
+      <w:r>
+        <w:rPr>
+          <w:i/>
+          <w:iCs/>
+        </w:rPr>
+        <w:t>Chương 4: Kết quả thực nghiệm (So sánh độ chính xác giữa ảnh gốc và ảnh có áp dụng thuật toán xử lý ảnh tiền xử lý).</w:t>
+      </w:r>
+    </w:p>
+    <w:p>
+      <w:pPr>
+        <w:numPr>
+          <w:ilvl w:val="1"/>
+          <w:numId w:val="11"/>
+        </w:numPr>
+      </w:pPr>
+      <w:r>
+        <w:rPr>
+          <w:i/>
+          <w:iCs/>
+        </w:rPr>
+        <w:t>Chương 5: Kết luận và hướng phát triển.</w:t>
+      </w:r>
+    </w:p>
+    <w:p>
+      <w:pPr>
+        <w:numPr>
+          <w:ilvl w:val="0"/>
+          <w:numId w:val="11"/>
+        </w:numPr>
+      </w:pPr>
+      <w:r>
+        <w:rPr>
+          <w:b/>
+          <w:bCs/>
+        </w:rPr>
+        <w:t>Task 4.3: Chuẩn bị Slide &amp; Kịch bản Demo</w:t>
+      </w:r>
+    </w:p>
+    <w:p>
+      <w:pPr>
+        <w:numPr>
+          <w:ilvl w:val="1"/>
+          <w:numId w:val="11"/>
+        </w:numPr>
+      </w:pPr>
+      <w:r>
+        <w:t xml:space="preserve">Làm Slide ngắn gọn, trực quan, nhấn mạnh vào điểm độc đáo: </w:t>
+      </w:r>
+      <w:r>
+        <w:rPr>
+          <w:b/>
+          <w:bCs/>
+        </w:rPr>
+        <w:t>Kết hợp Xử lý ảnh truyền thống và Deep Learning</w:t>
+      </w:r>
+      <w:r>
+        <w:t>.</w:t>
+      </w:r>
+    </w:p>
+    <w:p>
+      <w:pPr>
+        <w:numPr>
+          <w:ilvl w:val="1"/>
+          <w:numId w:val="11"/>
+        </w:numPr>
+      </w:pPr>
+      <w:r>
+        <w:t>Chuẩn bị sẵn 2-3 tấm ảnh demo "thần thánh" (ảnh thiếu sáng, ảnh đông người) để trình diễn trực tiếp trước hội đồng/giảng viên.</w:t>
+      </w:r>
+    </w:p>
     <w:p>
       <w:pPr>
         <w:rPr>
@@ -2432,6 +1309,155 @@
 <file path=word/numbering.xml><?xml version="1.0" encoding="utf-8"?>
 <w:numbering xmlns:wpc="http://schemas.microsoft.com/office/word/2010/wordprocessingCanvas" xmlns:cx="http://schemas.microsoft.com/office/drawing/2014/chartex" xmlns:cx1="http://schemas.microsoft.com/office/drawing/2015/9/8/chartex" xmlns:cx2="http://schemas.microsoft.com/office/drawing/2015/10/21/chartex" xmlns:cx3="http://schemas.microsoft.com/office/drawing/2016/5/9/chartex" xmlns:cx4="http://schemas.microsoft.com/office/drawing/2016/5/10/chartex" xmlns:cx5="http://schemas.microsoft.com/office/drawing/2016/5/11/chartex" xmlns:cx6="http://schemas.microsoft.com/office/drawing/2016/5/12/chartex" xmlns:cx7="http://schemas.microsoft.com/office/drawing/2016/5/13/chartex" xmlns:cx8="http://schemas.microsoft.com/office/drawing/2016/5/14/chartex" xmlns:mc="http://schemas.openxmlformats.org/markup-compatibility/2006" xmlns:aink="http://schemas.microsoft.com/office/drawing/2016/ink" xmlns:am3d="http://schemas.microsoft.com/office/drawing/2017/model3d" xmlns:o="urn:schemas-microsoft-com:office:office" xmlns:oel="http://schemas.microsoft.com/office/2019/extlst" xmlns:r="http://schemas.openxmlformats.org/officeDocument/2006/relationships" xmlns:m="http://schemas.openxmlformats.org/officeDocument/2006/math" xmlns:v="urn:schemas-microsoft-com:vml" xmlns:wp14="http://schemas.microsoft.com/office/word/2010/wordprocessingDrawing" xmlns:wp="http://schemas.openxmlformats.org/drawingml/2006/wordprocessingDrawing" xmlns:w10="urn:schemas-microsoft-com:office:word" xmlns:w="http://schemas.openxmlformats.org/wordprocessingml/2006/main" xmlns:w14="http://schemas.microsoft.com/office/word/2010/wordml" xmlns:w15="http://schemas.microsoft.com/office/word/2012/wordml" xmlns:w16cex="http://schemas.microsoft.com/office/word/2018/wordml/cex" xmlns:w16cid="http://schemas.microsoft.com/office/word/2016/wordml/cid" xmlns:w16="http://schemas.microsoft.com/office/word/2018/wordml" xmlns:w16du="http://schemas.microsoft.com/office/word/2023/wordml/word16du" xmlns:w16sdtdh="http://schemas.microsoft.com/office/word/2020/wordml/sdtdatahash" xmlns:w16sdtfl="http://schemas.microsoft.com/office/word/2024/wordml/sdtformatlock" xmlns:w16se="http://schemas.microsoft.com/office/word/2015/wordml/symex" xmlns:wpg="http://schemas.microsoft.com/office/word/2010/wordprocessingGroup" xmlns:wpi="http://schemas.microsoft.com/office/word/2010/wordprocessingInk" xmlns:wne="http://schemas.microsoft.com/office/word/2006/wordml" xmlns:wps="http://schemas.microsoft.com/office/word/2010/wordprocessingShape" mc:Ignorable="w14 w15 w16se w16cid w16 w16cex w16sdtdh w16sdtfl w16du wp14">
   <w:abstractNum w:abstractNumId="0" w15:restartNumberingAfterBreak="0">
+    <w:nsid w:val="166C71CD"/>
+    <w:multiLevelType w:val="multilevel"/>
+    <w:tmpl w:val="22B02C80"/>
+    <w:lvl w:ilvl="0">
+      <w:start w:val="1"/>
+      <w:numFmt w:val="bullet"/>
+      <w:lvlText w:val=""/>
+      <w:lvlJc w:val="left"/>
+      <w:pPr>
+        <w:tabs>
+          <w:tab w:val="num" w:pos="720"/>
+        </w:tabs>
+        <w:ind w:left="720" w:hanging="360"/>
+      </w:pPr>
+      <w:rPr>
+        <w:rFonts w:ascii="Symbol" w:hAnsi="Symbol" w:hint="default"/>
+        <w:sz w:val="20"/>
+      </w:rPr>
+    </w:lvl>
+    <w:lvl w:ilvl="1">
+      <w:start w:val="1"/>
+      <w:numFmt w:val="bullet"/>
+      <w:lvlText w:val="o"/>
+      <w:lvlJc w:val="left"/>
+      <w:pPr>
+        <w:tabs>
+          <w:tab w:val="num" w:pos="1440"/>
+        </w:tabs>
+        <w:ind w:left="1440" w:hanging="360"/>
+      </w:pPr>
+      <w:rPr>
+        <w:rFonts w:ascii="Courier New" w:hAnsi="Courier New" w:hint="default"/>
+        <w:sz w:val="20"/>
+      </w:rPr>
+    </w:lvl>
+    <w:lvl w:ilvl="2">
+      <w:start w:val="1"/>
+      <w:numFmt w:val="bullet"/>
+      <w:lvlText w:val=""/>
+      <w:lvlJc w:val="left"/>
+      <w:pPr>
+        <w:tabs>
+          <w:tab w:val="num" w:pos="2160"/>
+        </w:tabs>
+        <w:ind w:left="2160" w:hanging="360"/>
+      </w:pPr>
+      <w:rPr>
+        <w:rFonts w:ascii="Wingdings" w:hAnsi="Wingdings" w:hint="default"/>
+        <w:sz w:val="20"/>
+      </w:rPr>
+    </w:lvl>
+    <w:lvl w:ilvl="3" w:tentative="1">
+      <w:start w:val="1"/>
+      <w:numFmt w:val="bullet"/>
+      <w:lvlText w:val=""/>
+      <w:lvlJc w:val="left"/>
+      <w:pPr>
+        <w:tabs>
+          <w:tab w:val="num" w:pos="2880"/>
+        </w:tabs>
+        <w:ind w:left="2880" w:hanging="360"/>
+      </w:pPr>
+      <w:rPr>
+        <w:rFonts w:ascii="Wingdings" w:hAnsi="Wingdings" w:hint="default"/>
+        <w:sz w:val="20"/>
+      </w:rPr>
+    </w:lvl>
+    <w:lvl w:ilvl="4" w:tentative="1">
+      <w:start w:val="1"/>
+      <w:numFmt w:val="bullet"/>
+      <w:lvlText w:val=""/>
+      <w:lvlJc w:val="left"/>
+      <w:pPr>
+        <w:tabs>
+          <w:tab w:val="num" w:pos="3600"/>
+        </w:tabs>
+        <w:ind w:left="3600" w:hanging="360"/>
+      </w:pPr>
+      <w:rPr>
+        <w:rFonts w:ascii="Wingdings" w:hAnsi="Wingdings" w:hint="default"/>
+        <w:sz w:val="20"/>
+      </w:rPr>
+    </w:lvl>
+    <w:lvl w:ilvl="5" w:tentative="1">
+      <w:start w:val="1"/>
+      <w:numFmt w:val="bullet"/>
+      <w:lvlText w:val=""/>
+      <w:lvlJc w:val="left"/>
+      <w:pPr>
+        <w:tabs>
+          <w:tab w:val="num" w:pos="4320"/>
+        </w:tabs>
+        <w:ind w:left="4320" w:hanging="360"/>
+      </w:pPr>
+      <w:rPr>
+        <w:rFonts w:ascii="Wingdings" w:hAnsi="Wingdings" w:hint="default"/>
+        <w:sz w:val="20"/>
+      </w:rPr>
+    </w:lvl>
+    <w:lvl w:ilvl="6" w:tentative="1">
+      <w:start w:val="1"/>
+      <w:numFmt w:val="bullet"/>
+      <w:lvlText w:val=""/>
+      <w:lvlJc w:val="left"/>
+      <w:pPr>
+        <w:tabs>
+          <w:tab w:val="num" w:pos="5040"/>
+        </w:tabs>
+        <w:ind w:left="5040" w:hanging="360"/>
+      </w:pPr>
+      <w:rPr>
+        <w:rFonts w:ascii="Wingdings" w:hAnsi="Wingdings" w:hint="default"/>
+        <w:sz w:val="20"/>
+      </w:rPr>
+    </w:lvl>
+    <w:lvl w:ilvl="7" w:tentative="1">
+      <w:start w:val="1"/>
+      <w:numFmt w:val="bullet"/>
+      <w:lvlText w:val=""/>
+      <w:lvlJc w:val="left"/>
+      <w:pPr>
+        <w:tabs>
+          <w:tab w:val="num" w:pos="5760"/>
+        </w:tabs>
+        <w:ind w:left="5760" w:hanging="360"/>
+      </w:pPr>
+      <w:rPr>
+        <w:rFonts w:ascii="Wingdings" w:hAnsi="Wingdings" w:hint="default"/>
+        <w:sz w:val="20"/>
+      </w:rPr>
+    </w:lvl>
+    <w:lvl w:ilvl="8" w:tentative="1">
+      <w:start w:val="1"/>
+      <w:numFmt w:val="bullet"/>
+      <w:lvlText w:val=""/>
+      <w:lvlJc w:val="left"/>
+      <w:pPr>
+        <w:tabs>
+          <w:tab w:val="num" w:pos="6480"/>
+        </w:tabs>
+        <w:ind w:left="6480" w:hanging="360"/>
+      </w:pPr>
+      <w:rPr>
+        <w:rFonts w:ascii="Wingdings" w:hAnsi="Wingdings" w:hint="default"/>
+        <w:sz w:val="20"/>
+      </w:rPr>
+    </w:lvl>
+  </w:abstractNum>
+  <w:abstractNum w:abstractNumId="1" w15:restartNumberingAfterBreak="0">
     <w:nsid w:val="174147D4"/>
     <w:multiLevelType w:val="multilevel"/>
     <w:tmpl w:val="B2AA9F8A"/>
@@ -2580,7 +1606,7 @@
       </w:rPr>
     </w:lvl>
   </w:abstractNum>
-  <w:abstractNum w:abstractNumId="1" w15:restartNumberingAfterBreak="0">
+  <w:abstractNum w:abstractNumId="2" w15:restartNumberingAfterBreak="0">
     <w:nsid w:val="1B2B7508"/>
     <w:multiLevelType w:val="multilevel"/>
     <w:tmpl w:val="0640201C"/>
@@ -2729,7 +1755,7 @@
       </w:rPr>
     </w:lvl>
   </w:abstractNum>
-  <w:abstractNum w:abstractNumId="2" w15:restartNumberingAfterBreak="0">
+  <w:abstractNum w:abstractNumId="3" w15:restartNumberingAfterBreak="0">
     <w:nsid w:val="3DC317E0"/>
     <w:multiLevelType w:val="multilevel"/>
     <w:tmpl w:val="3BFE05AC"/>
@@ -2878,7 +1904,7 @@
       </w:rPr>
     </w:lvl>
   </w:abstractNum>
-  <w:abstractNum w:abstractNumId="3" w15:restartNumberingAfterBreak="0">
+  <w:abstractNum w:abstractNumId="4" w15:restartNumberingAfterBreak="0">
     <w:nsid w:val="427C642F"/>
     <w:multiLevelType w:val="multilevel"/>
     <w:tmpl w:val="3F04E2EC"/>
@@ -3027,7 +2053,305 @@
       </w:rPr>
     </w:lvl>
   </w:abstractNum>
-  <w:abstractNum w:abstractNumId="4" w15:restartNumberingAfterBreak="0">
+  <w:abstractNum w:abstractNumId="5" w15:restartNumberingAfterBreak="0">
+    <w:nsid w:val="4DB569A5"/>
+    <w:multiLevelType w:val="multilevel"/>
+    <w:tmpl w:val="3EA00608"/>
+    <w:lvl w:ilvl="0">
+      <w:start w:val="1"/>
+      <w:numFmt w:val="bullet"/>
+      <w:lvlText w:val=""/>
+      <w:lvlJc w:val="left"/>
+      <w:pPr>
+        <w:tabs>
+          <w:tab w:val="num" w:pos="720"/>
+        </w:tabs>
+        <w:ind w:left="720" w:hanging="360"/>
+      </w:pPr>
+      <w:rPr>
+        <w:rFonts w:ascii="Symbol" w:hAnsi="Symbol" w:hint="default"/>
+        <w:sz w:val="20"/>
+      </w:rPr>
+    </w:lvl>
+    <w:lvl w:ilvl="1">
+      <w:start w:val="1"/>
+      <w:numFmt w:val="bullet"/>
+      <w:lvlText w:val="o"/>
+      <w:lvlJc w:val="left"/>
+      <w:pPr>
+        <w:tabs>
+          <w:tab w:val="num" w:pos="1440"/>
+        </w:tabs>
+        <w:ind w:left="1440" w:hanging="360"/>
+      </w:pPr>
+      <w:rPr>
+        <w:rFonts w:ascii="Courier New" w:hAnsi="Courier New" w:hint="default"/>
+        <w:sz w:val="20"/>
+      </w:rPr>
+    </w:lvl>
+    <w:lvl w:ilvl="2">
+      <w:start w:val="1"/>
+      <w:numFmt w:val="bullet"/>
+      <w:lvlText w:val=""/>
+      <w:lvlJc w:val="left"/>
+      <w:pPr>
+        <w:tabs>
+          <w:tab w:val="num" w:pos="2160"/>
+        </w:tabs>
+        <w:ind w:left="2160" w:hanging="360"/>
+      </w:pPr>
+      <w:rPr>
+        <w:rFonts w:ascii="Wingdings" w:hAnsi="Wingdings" w:hint="default"/>
+        <w:sz w:val="20"/>
+      </w:rPr>
+    </w:lvl>
+    <w:lvl w:ilvl="3" w:tentative="1">
+      <w:start w:val="1"/>
+      <w:numFmt w:val="bullet"/>
+      <w:lvlText w:val=""/>
+      <w:lvlJc w:val="left"/>
+      <w:pPr>
+        <w:tabs>
+          <w:tab w:val="num" w:pos="2880"/>
+        </w:tabs>
+        <w:ind w:left="2880" w:hanging="360"/>
+      </w:pPr>
+      <w:rPr>
+        <w:rFonts w:ascii="Wingdings" w:hAnsi="Wingdings" w:hint="default"/>
+        <w:sz w:val="20"/>
+      </w:rPr>
+    </w:lvl>
+    <w:lvl w:ilvl="4" w:tentative="1">
+      <w:start w:val="1"/>
+      <w:numFmt w:val="bullet"/>
+      <w:lvlText w:val=""/>
+      <w:lvlJc w:val="left"/>
+      <w:pPr>
+        <w:tabs>
+          <w:tab w:val="num" w:pos="3600"/>
+        </w:tabs>
+        <w:ind w:left="3600" w:hanging="360"/>
+      </w:pPr>
+      <w:rPr>
+        <w:rFonts w:ascii="Wingdings" w:hAnsi="Wingdings" w:hint="default"/>
+        <w:sz w:val="20"/>
+      </w:rPr>
+    </w:lvl>
+    <w:lvl w:ilvl="5" w:tentative="1">
+      <w:start w:val="1"/>
+      <w:numFmt w:val="bullet"/>
+      <w:lvlText w:val=""/>
+      <w:lvlJc w:val="left"/>
+      <w:pPr>
+        <w:tabs>
+          <w:tab w:val="num" w:pos="4320"/>
+        </w:tabs>
+        <w:ind w:left="4320" w:hanging="360"/>
+      </w:pPr>
+      <w:rPr>
+        <w:rFonts w:ascii="Wingdings" w:hAnsi="Wingdings" w:hint="default"/>
+        <w:sz w:val="20"/>
+      </w:rPr>
+    </w:lvl>
+    <w:lvl w:ilvl="6" w:tentative="1">
+      <w:start w:val="1"/>
+      <w:numFmt w:val="bullet"/>
+      <w:lvlText w:val=""/>
+      <w:lvlJc w:val="left"/>
+      <w:pPr>
+        <w:tabs>
+          <w:tab w:val="num" w:pos="5040"/>
+        </w:tabs>
+        <w:ind w:left="5040" w:hanging="360"/>
+      </w:pPr>
+      <w:rPr>
+        <w:rFonts w:ascii="Wingdings" w:hAnsi="Wingdings" w:hint="default"/>
+        <w:sz w:val="20"/>
+      </w:rPr>
+    </w:lvl>
+    <w:lvl w:ilvl="7" w:tentative="1">
+      <w:start w:val="1"/>
+      <w:numFmt w:val="bullet"/>
+      <w:lvlText w:val=""/>
+      <w:lvlJc w:val="left"/>
+      <w:pPr>
+        <w:tabs>
+          <w:tab w:val="num" w:pos="5760"/>
+        </w:tabs>
+        <w:ind w:left="5760" w:hanging="360"/>
+      </w:pPr>
+      <w:rPr>
+        <w:rFonts w:ascii="Wingdings" w:hAnsi="Wingdings" w:hint="default"/>
+        <w:sz w:val="20"/>
+      </w:rPr>
+    </w:lvl>
+    <w:lvl w:ilvl="8" w:tentative="1">
+      <w:start w:val="1"/>
+      <w:numFmt w:val="bullet"/>
+      <w:lvlText w:val=""/>
+      <w:lvlJc w:val="left"/>
+      <w:pPr>
+        <w:tabs>
+          <w:tab w:val="num" w:pos="6480"/>
+        </w:tabs>
+        <w:ind w:left="6480" w:hanging="360"/>
+      </w:pPr>
+      <w:rPr>
+        <w:rFonts w:ascii="Wingdings" w:hAnsi="Wingdings" w:hint="default"/>
+        <w:sz w:val="20"/>
+      </w:rPr>
+    </w:lvl>
+  </w:abstractNum>
+  <w:abstractNum w:abstractNumId="6" w15:restartNumberingAfterBreak="0">
+    <w:nsid w:val="52681446"/>
+    <w:multiLevelType w:val="multilevel"/>
+    <w:tmpl w:val="08B2D72A"/>
+    <w:lvl w:ilvl="0">
+      <w:start w:val="1"/>
+      <w:numFmt w:val="bullet"/>
+      <w:lvlText w:val=""/>
+      <w:lvlJc w:val="left"/>
+      <w:pPr>
+        <w:tabs>
+          <w:tab w:val="num" w:pos="720"/>
+        </w:tabs>
+        <w:ind w:left="720" w:hanging="360"/>
+      </w:pPr>
+      <w:rPr>
+        <w:rFonts w:ascii="Symbol" w:hAnsi="Symbol" w:hint="default"/>
+        <w:sz w:val="20"/>
+      </w:rPr>
+    </w:lvl>
+    <w:lvl w:ilvl="1">
+      <w:start w:val="1"/>
+      <w:numFmt w:val="bullet"/>
+      <w:lvlText w:val="o"/>
+      <w:lvlJc w:val="left"/>
+      <w:pPr>
+        <w:tabs>
+          <w:tab w:val="num" w:pos="1440"/>
+        </w:tabs>
+        <w:ind w:left="1440" w:hanging="360"/>
+      </w:pPr>
+      <w:rPr>
+        <w:rFonts w:ascii="Courier New" w:hAnsi="Courier New" w:hint="default"/>
+        <w:sz w:val="20"/>
+      </w:rPr>
+    </w:lvl>
+    <w:lvl w:ilvl="2" w:tentative="1">
+      <w:start w:val="1"/>
+      <w:numFmt w:val="bullet"/>
+      <w:lvlText w:val=""/>
+      <w:lvlJc w:val="left"/>
+      <w:pPr>
+        <w:tabs>
+          <w:tab w:val="num" w:pos="2160"/>
+        </w:tabs>
+        <w:ind w:left="2160" w:hanging="360"/>
+      </w:pPr>
+      <w:rPr>
+        <w:rFonts w:ascii="Wingdings" w:hAnsi="Wingdings" w:hint="default"/>
+        <w:sz w:val="20"/>
+      </w:rPr>
+    </w:lvl>
+    <w:lvl w:ilvl="3" w:tentative="1">
+      <w:start w:val="1"/>
+      <w:numFmt w:val="bullet"/>
+      <w:lvlText w:val=""/>
+      <w:lvlJc w:val="left"/>
+      <w:pPr>
+        <w:tabs>
+          <w:tab w:val="num" w:pos="2880"/>
+        </w:tabs>
+        <w:ind w:left="2880" w:hanging="360"/>
+      </w:pPr>
+      <w:rPr>
+        <w:rFonts w:ascii="Wingdings" w:hAnsi="Wingdings" w:hint="default"/>
+        <w:sz w:val="20"/>
+      </w:rPr>
+    </w:lvl>
+    <w:lvl w:ilvl="4" w:tentative="1">
+      <w:start w:val="1"/>
+      <w:numFmt w:val="bullet"/>
+      <w:lvlText w:val=""/>
+      <w:lvlJc w:val="left"/>
+      <w:pPr>
+        <w:tabs>
+          <w:tab w:val="num" w:pos="3600"/>
+        </w:tabs>
+        <w:ind w:left="3600" w:hanging="360"/>
+      </w:pPr>
+      <w:rPr>
+        <w:rFonts w:ascii="Wingdings" w:hAnsi="Wingdings" w:hint="default"/>
+        <w:sz w:val="20"/>
+      </w:rPr>
+    </w:lvl>
+    <w:lvl w:ilvl="5" w:tentative="1">
+      <w:start w:val="1"/>
+      <w:numFmt w:val="bullet"/>
+      <w:lvlText w:val=""/>
+      <w:lvlJc w:val="left"/>
+      <w:pPr>
+        <w:tabs>
+          <w:tab w:val="num" w:pos="4320"/>
+        </w:tabs>
+        <w:ind w:left="4320" w:hanging="360"/>
+      </w:pPr>
+      <w:rPr>
+        <w:rFonts w:ascii="Wingdings" w:hAnsi="Wingdings" w:hint="default"/>
+        <w:sz w:val="20"/>
+      </w:rPr>
+    </w:lvl>
+    <w:lvl w:ilvl="6" w:tentative="1">
+      <w:start w:val="1"/>
+      <w:numFmt w:val="bullet"/>
+      <w:lvlText w:val=""/>
+      <w:lvlJc w:val="left"/>
+      <w:pPr>
+        <w:tabs>
+          <w:tab w:val="num" w:pos="5040"/>
+        </w:tabs>
+        <w:ind w:left="5040" w:hanging="360"/>
+      </w:pPr>
+      <w:rPr>
+        <w:rFonts w:ascii="Wingdings" w:hAnsi="Wingdings" w:hint="default"/>
+        <w:sz w:val="20"/>
+      </w:rPr>
+    </w:lvl>
+    <w:lvl w:ilvl="7" w:tentative="1">
+      <w:start w:val="1"/>
+      <w:numFmt w:val="bullet"/>
+      <w:lvlText w:val=""/>
+      <w:lvlJc w:val="left"/>
+      <w:pPr>
+        <w:tabs>
+          <w:tab w:val="num" w:pos="5760"/>
+        </w:tabs>
+        <w:ind w:left="5760" w:hanging="360"/>
+      </w:pPr>
+      <w:rPr>
+        <w:rFonts w:ascii="Wingdings" w:hAnsi="Wingdings" w:hint="default"/>
+        <w:sz w:val="20"/>
+      </w:rPr>
+    </w:lvl>
+    <w:lvl w:ilvl="8" w:tentative="1">
+      <w:start w:val="1"/>
+      <w:numFmt w:val="bullet"/>
+      <w:lvlText w:val=""/>
+      <w:lvlJc w:val="left"/>
+      <w:pPr>
+        <w:tabs>
+          <w:tab w:val="num" w:pos="6480"/>
+        </w:tabs>
+        <w:ind w:left="6480" w:hanging="360"/>
+      </w:pPr>
+      <w:rPr>
+        <w:rFonts w:ascii="Wingdings" w:hAnsi="Wingdings" w:hint="default"/>
+        <w:sz w:val="20"/>
+      </w:rPr>
+    </w:lvl>
+  </w:abstractNum>
+  <w:abstractNum w:abstractNumId="7" w15:restartNumberingAfterBreak="0">
     <w:nsid w:val="58D66407"/>
     <w:multiLevelType w:val="multilevel"/>
     <w:tmpl w:val="56EC0564"/>
@@ -3176,7 +2500,156 @@
       </w:rPr>
     </w:lvl>
   </w:abstractNum>
-  <w:abstractNum w:abstractNumId="5" w15:restartNumberingAfterBreak="0">
+  <w:abstractNum w:abstractNumId="8" w15:restartNumberingAfterBreak="0">
+    <w:nsid w:val="5FE22AA2"/>
+    <w:multiLevelType w:val="multilevel"/>
+    <w:tmpl w:val="97400E90"/>
+    <w:lvl w:ilvl="0">
+      <w:start w:val="1"/>
+      <w:numFmt w:val="bullet"/>
+      <w:lvlText w:val=""/>
+      <w:lvlJc w:val="left"/>
+      <w:pPr>
+        <w:tabs>
+          <w:tab w:val="num" w:pos="720"/>
+        </w:tabs>
+        <w:ind w:left="720" w:hanging="360"/>
+      </w:pPr>
+      <w:rPr>
+        <w:rFonts w:ascii="Symbol" w:hAnsi="Symbol" w:hint="default"/>
+        <w:sz w:val="20"/>
+      </w:rPr>
+    </w:lvl>
+    <w:lvl w:ilvl="1">
+      <w:start w:val="1"/>
+      <w:numFmt w:val="bullet"/>
+      <w:lvlText w:val="o"/>
+      <w:lvlJc w:val="left"/>
+      <w:pPr>
+        <w:tabs>
+          <w:tab w:val="num" w:pos="1440"/>
+        </w:tabs>
+        <w:ind w:left="1440" w:hanging="360"/>
+      </w:pPr>
+      <w:rPr>
+        <w:rFonts w:ascii="Courier New" w:hAnsi="Courier New" w:hint="default"/>
+        <w:sz w:val="20"/>
+      </w:rPr>
+    </w:lvl>
+    <w:lvl w:ilvl="2">
+      <w:start w:val="1"/>
+      <w:numFmt w:val="bullet"/>
+      <w:lvlText w:val=""/>
+      <w:lvlJc w:val="left"/>
+      <w:pPr>
+        <w:tabs>
+          <w:tab w:val="num" w:pos="2160"/>
+        </w:tabs>
+        <w:ind w:left="2160" w:hanging="360"/>
+      </w:pPr>
+      <w:rPr>
+        <w:rFonts w:ascii="Wingdings" w:hAnsi="Wingdings" w:hint="default"/>
+        <w:sz w:val="20"/>
+      </w:rPr>
+    </w:lvl>
+    <w:lvl w:ilvl="3" w:tentative="1">
+      <w:start w:val="1"/>
+      <w:numFmt w:val="bullet"/>
+      <w:lvlText w:val=""/>
+      <w:lvlJc w:val="left"/>
+      <w:pPr>
+        <w:tabs>
+          <w:tab w:val="num" w:pos="2880"/>
+        </w:tabs>
+        <w:ind w:left="2880" w:hanging="360"/>
+      </w:pPr>
+      <w:rPr>
+        <w:rFonts w:ascii="Wingdings" w:hAnsi="Wingdings" w:hint="default"/>
+        <w:sz w:val="20"/>
+      </w:rPr>
+    </w:lvl>
+    <w:lvl w:ilvl="4" w:tentative="1">
+      <w:start w:val="1"/>
+      <w:numFmt w:val="bullet"/>
+      <w:lvlText w:val=""/>
+      <w:lvlJc w:val="left"/>
+      <w:pPr>
+        <w:tabs>
+          <w:tab w:val="num" w:pos="3600"/>
+        </w:tabs>
+        <w:ind w:left="3600" w:hanging="360"/>
+      </w:pPr>
+      <w:rPr>
+        <w:rFonts w:ascii="Wingdings" w:hAnsi="Wingdings" w:hint="default"/>
+        <w:sz w:val="20"/>
+      </w:rPr>
+    </w:lvl>
+    <w:lvl w:ilvl="5" w:tentative="1">
+      <w:start w:val="1"/>
+      <w:numFmt w:val="bullet"/>
+      <w:lvlText w:val=""/>
+      <w:lvlJc w:val="left"/>
+      <w:pPr>
+        <w:tabs>
+          <w:tab w:val="num" w:pos="4320"/>
+        </w:tabs>
+        <w:ind w:left="4320" w:hanging="360"/>
+      </w:pPr>
+      <w:rPr>
+        <w:rFonts w:ascii="Wingdings" w:hAnsi="Wingdings" w:hint="default"/>
+        <w:sz w:val="20"/>
+      </w:rPr>
+    </w:lvl>
+    <w:lvl w:ilvl="6" w:tentative="1">
+      <w:start w:val="1"/>
+      <w:numFmt w:val="bullet"/>
+      <w:lvlText w:val=""/>
+      <w:lvlJc w:val="left"/>
+      <w:pPr>
+        <w:tabs>
+          <w:tab w:val="num" w:pos="5040"/>
+        </w:tabs>
+        <w:ind w:left="5040" w:hanging="360"/>
+      </w:pPr>
+      <w:rPr>
+        <w:rFonts w:ascii="Wingdings" w:hAnsi="Wingdings" w:hint="default"/>
+        <w:sz w:val="20"/>
+      </w:rPr>
+    </w:lvl>
+    <w:lvl w:ilvl="7" w:tentative="1">
+      <w:start w:val="1"/>
+      <w:numFmt w:val="bullet"/>
+      <w:lvlText w:val=""/>
+      <w:lvlJc w:val="left"/>
+      <w:pPr>
+        <w:tabs>
+          <w:tab w:val="num" w:pos="5760"/>
+        </w:tabs>
+        <w:ind w:left="5760" w:hanging="360"/>
+      </w:pPr>
+      <w:rPr>
+        <w:rFonts w:ascii="Wingdings" w:hAnsi="Wingdings" w:hint="default"/>
+        <w:sz w:val="20"/>
+      </w:rPr>
+    </w:lvl>
+    <w:lvl w:ilvl="8" w:tentative="1">
+      <w:start w:val="1"/>
+      <w:numFmt w:val="bullet"/>
+      <w:lvlText w:val=""/>
+      <w:lvlJc w:val="left"/>
+      <w:pPr>
+        <w:tabs>
+          <w:tab w:val="num" w:pos="6480"/>
+        </w:tabs>
+        <w:ind w:left="6480" w:hanging="360"/>
+      </w:pPr>
+      <w:rPr>
+        <w:rFonts w:ascii="Wingdings" w:hAnsi="Wingdings" w:hint="default"/>
+        <w:sz w:val="20"/>
+      </w:rPr>
+    </w:lvl>
+  </w:abstractNum>
+  <w:abstractNum w:abstractNumId="9" w15:restartNumberingAfterBreak="0">
     <w:nsid w:val="65634551"/>
     <w:multiLevelType w:val="multilevel"/>
     <w:tmpl w:val="06E49512"/>
@@ -3325,7 +2798,7 @@
       </w:rPr>
     </w:lvl>
   </w:abstractNum>
-  <w:abstractNum w:abstractNumId="6" w15:restartNumberingAfterBreak="0">
+  <w:abstractNum w:abstractNumId="10" w15:restartNumberingAfterBreak="0">
     <w:nsid w:val="78897195"/>
     <w:multiLevelType w:val="multilevel"/>
     <w:tmpl w:val="6FD0E090"/>
@@ -3475,25 +2948,37 @@
     </w:lvl>
   </w:abstractNum>
   <w:num w:numId="1" w16cid:durableId="456065671">
+    <w:abstractNumId w:val="9"/>
+  </w:num>
+  <w:num w:numId="2" w16cid:durableId="2034648997">
+    <w:abstractNumId w:val="1"/>
+  </w:num>
+  <w:num w:numId="3" w16cid:durableId="63307945">
+    <w:abstractNumId w:val="3"/>
+  </w:num>
+  <w:num w:numId="4" w16cid:durableId="1422219713">
+    <w:abstractNumId w:val="10"/>
+  </w:num>
+  <w:num w:numId="5" w16cid:durableId="356270195">
+    <w:abstractNumId w:val="4"/>
+  </w:num>
+  <w:num w:numId="6" w16cid:durableId="579946828">
+    <w:abstractNumId w:val="7"/>
+  </w:num>
+  <w:num w:numId="7" w16cid:durableId="467628373">
+    <w:abstractNumId w:val="2"/>
+  </w:num>
+  <w:num w:numId="8" w16cid:durableId="325284655">
+    <w:abstractNumId w:val="8"/>
+  </w:num>
+  <w:num w:numId="9" w16cid:durableId="1221092186">
+    <w:abstractNumId w:val="0"/>
+  </w:num>
+  <w:num w:numId="10" w16cid:durableId="1770812225">
     <w:abstractNumId w:val="5"/>
   </w:num>
-  <w:num w:numId="2" w16cid:durableId="2034648997">
-    <w:abstractNumId w:val="0"/>
-  </w:num>
-  <w:num w:numId="3" w16cid:durableId="63307945">
-    <w:abstractNumId w:val="2"/>
-  </w:num>
-  <w:num w:numId="4" w16cid:durableId="1422219713">
+  <w:num w:numId="11" w16cid:durableId="2084259543">
     <w:abstractNumId w:val="6"/>
-  </w:num>
-  <w:num w:numId="5" w16cid:durableId="356270195">
-    <w:abstractNumId w:val="3"/>
-  </w:num>
-  <w:num w:numId="6" w16cid:durableId="579946828">
-    <w:abstractNumId w:val="4"/>
-  </w:num>
-  <w:num w:numId="7" w16cid:durableId="467628373">
-    <w:abstractNumId w:val="1"/>
   </w:num>
 </w:numbering>
 </file>
@@ -4101,7 +3586,6 @@
   <w:style w:type="character" w:default="1" w:styleId="Phngmcinhcuaoanvn">
     <w:name w:val="Default Paragraph Font"/>
     <w:uiPriority w:val="1"/>
-    <w:semiHidden/>
     <w:unhideWhenUsed/>
   </w:style>
   <w:style w:type="table" w:default="1" w:styleId="BangThngthng">
